--- a/Evoluzione del Web e Tecnologie Client.docx
+++ b/Evoluzione del Web e Tecnologie Client.docx
@@ -4,7 +4,7 @@
   <w:body>
     <w:p>
       <w:pPr>
-        <w:pStyle w:val="Heading1"/>
+        <w:pStyle w:val="Titolo1"/>
       </w:pPr>
       <w:r>
         <w:t>Evoluzione del Web e Tecnologie Client-Side</w:t>
@@ -26,7 +26,7 @@
     </w:p>
     <w:p>
       <w:pPr>
-        <w:pStyle w:val="Heading2"/>
+        <w:pStyle w:val="Titolo2"/>
         <w:rPr>
           <w:b/>
           <w:bCs/>
@@ -59,16 +59,23 @@
       <w:r>
         <w:t xml:space="preserve"> </w:t>
       </w:r>
-    </w:p>
-    <w:p>
-      <w:r>
-        <w:t xml:space="preserve">La sua evoluzione è passata attraverso varie fasi </w:t>
-      </w:r>
-      <w:r>
-        <w:t xml:space="preserve">versioni discrete (come l'HTML4 o l'XHTML), </w:t>
-      </w:r>
-      <w:r>
-        <w:t xml:space="preserve">ma oggi le specifiche HTML sono </w:t>
+      <w:r>
+        <w:t xml:space="preserve">La sua evoluzione è </w:t>
+      </w:r>
+      <w:r>
+        <w:t xml:space="preserve">contraddistinta da differenti fasi che corrispondono a versioni discrete dello stesso </w:t>
+      </w:r>
+      <w:r>
+        <w:t xml:space="preserve">(come l'HTML4 o l'XHTML), </w:t>
+      </w:r>
+      <w:r>
+        <w:t xml:space="preserve">ma </w:t>
+      </w:r>
+      <w:r>
+        <w:t xml:space="preserve">ad </w:t>
+      </w:r>
+      <w:r>
+        <w:t xml:space="preserve">oggi le specifiche HTML sono </w:t>
       </w:r>
       <w:r>
         <w:t xml:space="preserve">mantenute </w:t>
@@ -94,9 +101,28 @@
           <w:i/>
           <w:iCs/>
         </w:rPr>
-        <w:t xml:space="preserve">Web </w:t>
-      </w:r>
-      <w:proofErr w:type="spellStart"/>
+        <w:t>Web Hypertext Application Technology Working Group</w:t>
+      </w:r>
+      <w:r>
+        <w:t>)</w:t>
+      </w:r>
+      <w:r>
+        <w:t>.</w:t>
+      </w:r>
+      <w:r>
+        <w:t xml:space="preserve"> </w:t>
+      </w:r>
+      <w:r>
+        <w:t>La particolarità del</w:t>
+      </w:r>
+      <w:r>
+        <w:t xml:space="preserve"> modello prevede un aggiornamento continuo delle specifiche senza l'utilizzo di rilasci numerati.</w:t>
+      </w:r>
+    </w:p>
+    <w:p>
+      <w:r>
+        <w:t xml:space="preserve">Alla base c’è il concetto di </w:t>
+      </w:r>
       <w:r>
         <w:rPr>
           <w:i/>
@@ -104,83 +130,93 @@
         </w:rPr>
         <w:t>Hypertext</w:t>
       </w:r>
-      <w:proofErr w:type="spellEnd"/>
       <w:r>
         <w:rPr>
           <w:i/>
           <w:iCs/>
         </w:rPr>
-        <w:t xml:space="preserve"> Application Technology Working Group</w:t>
+        <w:t xml:space="preserve"> </w:t>
+      </w:r>
+      <w:r>
+        <w:t>(</w:t>
+      </w:r>
+      <w:r>
+        <w:t>ipertesto</w:t>
       </w:r>
       <w:r>
         <w:t>)</w:t>
       </w:r>
       <w:r>
-        <w:t>.</w:t>
-      </w:r>
-      <w:r>
-        <w:t xml:space="preserve"> </w:t>
-      </w:r>
-      <w:r>
-        <w:t>Questo modello prevede un aggiornamento continuo delle specifiche senza l'utilizzo di rilasci numerati.</w:t>
-      </w:r>
-    </w:p>
-    <w:p>
+        <w:t xml:space="preserve"> </w:t>
+      </w:r>
+      <w:r>
+        <w:t xml:space="preserve">che </w:t>
+      </w:r>
+      <w:r>
+        <w:t xml:space="preserve">definisce la struttura di </w:t>
+      </w:r>
       <w:r>
         <w:rPr>
           <w:i/>
           <w:iCs/>
         </w:rPr>
-        <w:t>Hypertext</w:t>
+        <w:t>link</w:t>
+      </w:r>
+      <w:r>
+        <w:t xml:space="preserve"> </w:t>
+      </w:r>
+      <w:r>
+        <w:t>(</w:t>
+      </w:r>
+      <w:r>
+        <w:t>collegamenti</w:t>
+      </w:r>
+      <w:r>
+        <w:t>)</w:t>
+      </w:r>
+      <w:r>
+        <w:t xml:space="preserve"> </w:t>
+      </w:r>
+      <w:r>
+        <w:t xml:space="preserve">permettendo </w:t>
+      </w:r>
+      <w:r>
+        <w:t>la navigazione tra diverse pagine web o all'interno dello stesso documento</w:t>
+      </w:r>
+      <w:r>
+        <w:t xml:space="preserve">. </w:t>
+      </w:r>
+      <w:r>
+        <w:t xml:space="preserve">I </w:t>
       </w:r>
       <w:r>
         <w:rPr>
           <w:i/>
           <w:iCs/>
         </w:rPr>
-        <w:t xml:space="preserve"> </w:t>
-      </w:r>
-      <w:r>
-        <w:t>(</w:t>
-      </w:r>
-      <w:r>
-        <w:t>ipertesto</w:t>
-      </w:r>
-      <w:r>
-        <w:t>)</w:t>
-      </w:r>
-      <w:r>
-        <w:t xml:space="preserve"> definisce la struttura di </w:t>
+        <w:t>link</w:t>
+      </w:r>
+      <w:r>
+        <w:t xml:space="preserve"> </w:t>
+      </w:r>
+      <w:r>
+        <w:t>rappresentano una componente essenziale della rete</w:t>
+      </w:r>
+      <w:r>
+        <w:t xml:space="preserve">. </w:t>
+      </w:r>
+      <w:r>
+        <w:t xml:space="preserve"> L'architettura del </w:t>
       </w:r>
       <w:r>
         <w:rPr>
           <w:i/>
           <w:iCs/>
         </w:rPr>
-        <w:t>link</w:t>
-      </w:r>
-      <w:r>
-        <w:t xml:space="preserve"> </w:t>
-      </w:r>
-      <w:r>
-        <w:t>(</w:t>
-      </w:r>
-      <w:r>
-        <w:t>collegamenti</w:t>
-      </w:r>
-      <w:r>
-        <w:t>)</w:t>
-      </w:r>
-      <w:r>
-        <w:t xml:space="preserve"> che permette la navigazione tra diverse pagine web o all'interno dello stesso documento</w:t>
-      </w:r>
-      <w:r>
-        <w:t>.</w:t>
-      </w:r>
-    </w:p>
-    <w:p>
-      <w:r>
-        <w:t xml:space="preserve">I </w:t>
+        <w:t>World Wide Web</w:t>
+      </w:r>
+      <w:r>
+        <w:t xml:space="preserve"> (WWW) si fonda sulla pubblicazione di contenuti e sulla loro interconnessione tramite </w:t>
       </w:r>
       <w:r>
         <w:rPr>
@@ -190,33 +226,79 @@
         <w:t>link</w:t>
       </w:r>
       <w:r>
-        <w:t xml:space="preserve"> </w:t>
-      </w:r>
-      <w:r>
-        <w:t>rappresentano una componente essenziale della rete</w:t>
-      </w:r>
-      <w:r>
-        <w:t xml:space="preserve">. </w:t>
-      </w:r>
-      <w:r>
-        <w:t xml:space="preserve"> L'architettura del </w:t>
+        <w:t>.</w:t>
+      </w:r>
+    </w:p>
+    <w:p>
+      <w:r>
+        <w:t xml:space="preserve">HTML non è un linguaggio di programmazione, è un linguaggio di marcatura. </w:t>
+      </w:r>
+      <w:r>
+        <w:t xml:space="preserve">Utilizza una sintassi basata su </w:t>
       </w:r>
       <w:r>
         <w:rPr>
           <w:i/>
           <w:iCs/>
         </w:rPr>
-        <w:t>World Wide Web</w:t>
-      </w:r>
-      <w:r>
-        <w:t xml:space="preserve"> (WWW) si fonda sulla pubblicazione di contenuti e sulla loro interconnessione tramite </w:t>
+        <w:t>tag</w:t>
+      </w:r>
+      <w:r>
+        <w:t xml:space="preserve"> </w:t>
+      </w:r>
+      <w:r>
+        <w:t>(etichette racchiuse tra parentesi angolari &lt; &gt;) per istruire il browser su come interpretare e visualizzare i dati.</w:t>
+      </w:r>
+      <w:r>
+        <w:t xml:space="preserve"> </w:t>
+      </w:r>
+      <w:r>
+        <w:t>Ad esempio, il tag &lt;h1&gt; definisce un'intestazione principale, il tag &lt;p&gt; delimita un paragrafo, e</w:t>
+      </w:r>
+      <w:r>
+        <w:t>d</w:t>
+      </w:r>
+      <w:r>
+        <w:t xml:space="preserve"> il tag &lt;a&gt; (chiamato "Anchor") </w:t>
+      </w:r>
+      <w:r>
+        <w:t>abilita la funzione di ipertesto appena menzionata</w:t>
+      </w:r>
+      <w:r>
+        <w:t>, permettendo di collegare nodi informativi differenti all'interno del WWW</w:t>
+      </w:r>
+      <w:r>
+        <w:t>.</w:t>
+      </w:r>
+    </w:p>
+    <w:p>
+      <w:r>
+        <w:t xml:space="preserve">Quando un browser riceve un documento HTML, ne genera una rappresentazione interna denominata </w:t>
       </w:r>
       <w:r>
         <w:rPr>
           <w:i/>
           <w:iCs/>
         </w:rPr>
-        <w:t>link</w:t>
+        <w:t xml:space="preserve">Document Object Model </w:t>
+      </w:r>
+      <w:r>
+        <w:t>(</w:t>
+      </w:r>
+      <w:r>
+        <w:t>DOM). Il DOM è una struttura gerarchica ad albero che mappa tutti gli elementi della pagina, rendendoli accessibili e manipolabili tramite linguaggi di scripting.</w:t>
+      </w:r>
+      <w:r>
+        <w:t xml:space="preserve"> </w:t>
+      </w:r>
+      <w:r>
+        <w:t>Ogni documento segue una struttura ben definita in cui gli elementi possono essere annidati. I contenuti visibili all'utente sono racchiusi all'interno del tag &lt;body&gt;, mentre le informazioni di servizio, i metadati o i riferimenti a file esterni risiedono all'interno del tag &lt;head&gt;</w:t>
+      </w:r>
+      <w:r>
+        <w:t xml:space="preserve">. </w:t>
+      </w:r>
+      <w:r>
+        <w:t>Infine, per differenziare e raggruppare elementi specifici, l'HTML fornisce attributi globali come id (per identificare in modo univoco un singolo elemento) e class (per classificare gruppi concettuali di elementi), che fungono da fondamentali punti di aggancio per stili e script</w:t>
       </w:r>
       <w:r>
         <w:t>.</w:t>
@@ -224,544 +306,933 @@
     </w:p>
     <w:p>
       <w:r>
-        <w:t xml:space="preserve">HTML non è un linguaggio di programmazione, è un linguaggio di marcatura. </w:t>
-      </w:r>
-      <w:r>
-        <w:t xml:space="preserve">Utilizza una sintassi basata su </w:t>
+        <w:t xml:space="preserve">Gli elementi appena descritti permettono al </w:t>
+      </w:r>
+      <w:r>
+        <w:t xml:space="preserve">HTML </w:t>
+      </w:r>
+      <w:r>
+        <w:t xml:space="preserve">di definire </w:t>
+      </w:r>
+      <w:r>
+        <w:t xml:space="preserve">lo scheletro informativo della pagina, </w:t>
+      </w:r>
+      <w:r>
+        <w:t xml:space="preserve">ma </w:t>
+      </w:r>
+      <w:r>
+        <w:t>delega gli aspetti visivi e comportamentali ad altri linguaggi specializzati.</w:t>
+      </w:r>
+      <w:r>
+        <w:t xml:space="preserve"> </w:t>
+      </w:r>
+    </w:p>
+    <w:p/>
+    <w:p/>
+    <w:p/>
+    <w:p/>
+    <w:p/>
+    <w:p>
+      <w:pPr>
+        <w:pStyle w:val="Titolo2"/>
+      </w:pPr>
+    </w:p>
+    <w:p>
+      <w:pPr>
+        <w:pStyle w:val="Titolo2"/>
+      </w:pPr>
+      <w:r>
+        <w:t xml:space="preserve">La formattazione tramite </w:t>
+      </w:r>
+      <w:r>
+        <w:t>i</w:t>
+      </w:r>
+      <w:r>
+        <w:t xml:space="preserve"> </w:t>
+      </w:r>
+      <w:r>
+        <w:t>F</w:t>
+      </w:r>
+      <w:r>
+        <w:t>ogli di Stile a Cascata</w:t>
+      </w:r>
+      <w:r>
+        <w:t>:</w:t>
+      </w:r>
+    </w:p>
+    <w:p>
+      <w:r>
+        <w:t>I</w:t>
       </w:r>
       <w:r>
         <w:rPr>
           <w:i/>
           <w:iCs/>
         </w:rPr>
-        <w:t>tag</w:t>
-      </w:r>
-      <w:r>
-        <w:t xml:space="preserve"> </w:t>
-      </w:r>
-      <w:r>
-        <w:t>(etichette racchiuse tra parentesi angolari &lt; &gt;) per istruire il browser su come interpretare e visualizzare i dati.</w:t>
-      </w:r>
-      <w:r>
-        <w:t xml:space="preserve"> </w:t>
-      </w:r>
-      <w:r>
-        <w:t xml:space="preserve">Ad esempio, il tag &lt;h1&gt; definisce un'intestazione principale, il tag &lt;p&gt; delimita un paragrafo, e il tag &lt;a&gt; (chiamato "Anchor") </w:t>
-      </w:r>
-      <w:r>
-        <w:t>è</w:t>
-      </w:r>
-      <w:r>
-        <w:t xml:space="preserve"> lo strumento tecnico che abilita la funzione di ipertesto citata, permettendo di collegare nodi informativi differenti all'interno del WWW</w:t>
-      </w:r>
-      <w:r>
-        <w:t>.</w:t>
-      </w:r>
-    </w:p>
-    <w:p>
-      <w:r>
-        <w:t xml:space="preserve">Quando un browser riceve un documento HTML, ne genera una rappresentazione interna denominata </w:t>
-      </w:r>
-      <w:proofErr w:type="spellStart"/>
+        <w:t xml:space="preserve"> Cascading Style Sheets</w:t>
+      </w:r>
+      <w:r>
+        <w:t xml:space="preserve"> (CSS) rappresentano il linguaggio dedicato esclusivamente alla formattazione e</w:t>
+      </w:r>
+      <w:r>
+        <w:t>d</w:t>
+      </w:r>
+      <w:r>
+        <w:t xml:space="preserve"> all'aspetto visivo dei documenti web. Se </w:t>
+      </w:r>
+      <w:r>
+        <w:t xml:space="preserve">il </w:t>
+      </w:r>
+      <w:r>
+        <w:t>HTML fornisce la semantica e i contenuti, il CSS interviene per garantire una rigorosa "separazione" tra i contenuti stessi e la loro presentazione esteriore</w:t>
+      </w:r>
+      <w:r>
+        <w:t xml:space="preserve">. </w:t>
+      </w:r>
+    </w:p>
+    <w:p>
+      <w:r>
+        <w:t>Questo paradigma consente il controllo centralizzato dell'aspetto visivo</w:t>
+      </w:r>
+      <w:r>
+        <w:t xml:space="preserve">, permettendo di definire in modo totalmente indipendente e granulare dettagli cruciali come i colori, la tipografia, gli spazi (margini e </w:t>
+      </w:r>
       <w:r>
         <w:rPr>
           <w:i/>
           <w:iCs/>
         </w:rPr>
-        <w:t>Document</w:t>
-      </w:r>
-      <w:proofErr w:type="spellEnd"/>
+        <w:t>padding</w:t>
+      </w:r>
+      <w:r>
+        <w:t>) e la disposizione degli elementi sullo schermo</w:t>
+      </w:r>
+      <w:r>
+        <w:t>.</w:t>
+      </w:r>
+    </w:p>
+    <w:p>
+      <w:r>
+        <w:t>Il linguaggio CSS si organizza attraverso un sistema di regole che collegano gli elementi di una pagina web al loro aspetto estetico. Ogni regola inizia con un selettore, ovvero il termine che indica al browser quali parti del testo o della pagina devono essere modificate. Dopo il selettore si trova la dichiarazione, scritta tra parentesi graffe, che contiene i dettagli pratici dello stile. Questa si divide a sua volta in una proprietà, che sceglie la caratteristica da cambiare come il colore o la grandezza, e in un valore, che stabilisce la modifica effettiva. Per rendere il lavoro più veloce e il codice più pulito, è possibile unire più selettori insieme in modo da assegnare lo stesso stile a diversi elementi contemporaneamente con un'unica istruzione.</w:t>
+      </w:r>
+      <w:r>
+        <w:t xml:space="preserve"> </w:t>
+      </w:r>
+    </w:p>
+    <w:p>
+      <w:r>
+        <w:t>Uno dei vantaggi più significativi di questa separazione è la possibilità di raccogliere tutte le regole all'interno di file esterni dotati di estensione .css. Un documento HTML può collegarsi a questi file esterni utilizzando il tag &lt;link&gt; inserito nel suo &lt;head&gt;. Questa tecnica consente a decine o centinaia di pagine web di condividere e puntare al medesimo foglio di stile; di conseguenza, una singola modifica apportata al file CSS si ripercuote istantaneamente sull'intero sito web, facilitando</w:t>
+      </w:r>
+      <w:r>
+        <w:t xml:space="preserve"> </w:t>
+      </w:r>
+      <w:r>
+        <w:t>scalabilità, coerenza visiva e</w:t>
+      </w:r>
+      <w:r>
+        <w:t xml:space="preserve">d </w:t>
+      </w:r>
+      <w:r>
+        <w:t>operazioni di manutenzione.</w:t>
+      </w:r>
+      <w:r>
+        <w:t xml:space="preserve"> </w:t>
+      </w:r>
+    </w:p>
+    <w:p/>
+    <w:p/>
+    <w:p/>
+    <w:p/>
+    <w:p/>
+    <w:p/>
+    <w:p/>
+    <w:p/>
+    <w:p/>
+    <w:p/>
+    <w:p/>
+    <w:p/>
+    <w:p/>
+    <w:p/>
+    <w:p>
+      <w:pPr>
+        <w:pStyle w:val="Titolo2"/>
+        <w:rPr>
+          <w:b/>
+          <w:bCs/>
+        </w:rPr>
+      </w:pPr>
+      <w:r>
+        <w:lastRenderedPageBreak/>
+        <w:t>Framework per il Design Responsivo: Bootstrap</w:t>
+      </w:r>
+    </w:p>
+    <w:p>
+      <w:r>
+        <w:t xml:space="preserve">L'ambiente in cui il Web viene fruito oggi è estremamente frammentato: i contenuti devono essere visualizzati su schermi di dimensioni diverse, dai grandi monitor desktop ai tablet, fino ai piccoli display degli smartphone, </w:t>
+      </w:r>
+      <w:r>
+        <w:t>nonché su dispositivi assistivi</w:t>
+      </w:r>
+      <w:r>
+        <w:t xml:space="preserve"> o degli schermi televisivi. </w:t>
+      </w:r>
+      <w:r>
+        <w:t xml:space="preserve">La necessità di risolvere questo problema ha imposto </w:t>
+      </w:r>
+      <w:r>
+        <w:t>l'adozione del "Design Responsivo" e di filosofie progettuali come il "</w:t>
+      </w:r>
       <w:r>
         <w:rPr>
           <w:i/>
           <w:iCs/>
         </w:rPr>
-        <w:t xml:space="preserve"> Object Model</w:t>
+        <w:t>Mobile First</w:t>
+      </w:r>
+      <w:r>
+        <w:t xml:space="preserve">", introdotto da </w:t>
+      </w:r>
+      <w:r>
+        <w:t>s</w:t>
+      </w:r>
+      <w:r>
+        <w:t>pecialisti del settore</w:t>
+      </w:r>
+      <w:r>
+        <w:t xml:space="preserve"> </w:t>
+      </w:r>
+      <w:r>
+        <w:t>come Luke Wroblewski, che spingono per ottimizzare i siti web primariamente per i dispositivi mobili prima di adattarli agli schermi più ampi.</w:t>
+      </w:r>
+    </w:p>
+    <w:p>
+      <w:r>
+        <w:t xml:space="preserve">L’implementazione di questi paradigmi invece è molto complessa. Sviluppare tali tecnologie da zero, richiede molta precisione ed esperienza da parte dello sviluppatore. Per velocizzare e standardizzare questo processo, vengono ampiamente utilizzati i </w:t>
       </w:r>
       <w:r>
         <w:rPr>
           <w:i/>
           <w:iCs/>
         </w:rPr>
-        <w:t xml:space="preserve"> </w:t>
-      </w:r>
-      <w:r>
-        <w:t>(</w:t>
-      </w:r>
-      <w:r>
-        <w:t>DOM</w:t>
-      </w:r>
-      <w:r>
-        <w:t>). Il DOM è una struttura gerarchica ad albero che mappa tutti gli elementi della pagina, rendendoli accessibili e manipolabili tramite linguaggi di scripting.</w:t>
-      </w:r>
-    </w:p>
-    <w:p>
-      <w:r>
-        <w:t>Ogni documento HTML segue una struttura ben definita in cui gli elementi possono essere annidati. I contenuti visibili all'utente sono racchiusi all'interno del tag &lt;body&gt;, mentre le informazioni di servizio, i metadati o i riferimenti a file esterni risiedono all'interno del tag &lt;head&gt;</w:t>
-      </w:r>
-      <w:r>
-        <w:t xml:space="preserve"> </w:t>
-      </w:r>
-    </w:p>
-    <w:p>
-      <w:r>
-        <w:t>Infine, per differenziare e raggruppare elementi specifici, l'HTML fornisce attributi globali come id (per identificare in modo univoco un singolo elemento) e class (per classificare gruppi concettuali di elementi), che fungono da fondamentali punti di aggancio per stili e script</w:t>
-      </w:r>
-      <w:r>
-        <w:t>.</w:t>
-      </w:r>
-    </w:p>
-    <w:p>
-      <w:r>
-        <w:t>In sintesi, l'HTML fornisce lo scheletro informativo della pagina, delegando gli aspetti visivi e comportamentali ad altri linguaggi specializzati.</w:t>
-      </w:r>
-      <w:r>
-        <w:t xml:space="preserve"> </w:t>
-      </w:r>
-    </w:p>
-    <w:p>
-      <w:pPr>
-        <w:pStyle w:val="Heading2"/>
-      </w:pPr>
-    </w:p>
-    <w:p>
-      <w:pPr>
-        <w:pStyle w:val="Heading2"/>
-      </w:pPr>
-    </w:p>
-    <w:p>
-      <w:pPr>
-        <w:pStyle w:val="Heading2"/>
-      </w:pPr>
-    </w:p>
-    <w:p/>
-    <w:p>
-      <w:pPr>
-        <w:pStyle w:val="Heading2"/>
-      </w:pPr>
-      <w:r>
-        <w:lastRenderedPageBreak/>
-        <w:t xml:space="preserve">La formattazione tramite </w:t>
-      </w:r>
-      <w:r>
-        <w:t>i</w:t>
-      </w:r>
-      <w:r>
-        <w:t xml:space="preserve"> </w:t>
-      </w:r>
-      <w:r>
-        <w:t>F</w:t>
-      </w:r>
-      <w:r>
-        <w:t>ogli di Stile a Cascata</w:t>
-      </w:r>
-      <w:r>
-        <w:t>:</w:t>
-      </w:r>
-    </w:p>
-    <w:p>
+        <w:t xml:space="preserve">framework, </w:t>
+      </w:r>
+      <w:r>
+        <w:t xml:space="preserve">ovvero insiemi organizzati di librerie, convenzioni e codici. Bootstrap integra nativamente sistemi a griglia e regole flessibili, che traducono </w:t>
+      </w:r>
+      <w:r>
+        <w:t>operativamente i principi del design responsivo, riorganizzando dinamicamente i blocchi di contenuto in base alla larghezza e all'orientamento dello schermo (</w:t>
+      </w:r>
       <w:r>
         <w:rPr>
           <w:i/>
           <w:iCs/>
         </w:rPr>
-        <w:t xml:space="preserve">I </w:t>
-      </w:r>
-      <w:proofErr w:type="spellStart"/>
+        <w:t>Viewport</w:t>
+      </w:r>
+      <w:r>
+        <w:t>) del dispositivo.</w:t>
+      </w:r>
+      <w:r>
+        <w:t xml:space="preserve"> </w:t>
+      </w:r>
+    </w:p>
+    <w:p>
+      <w:r>
+        <w:t xml:space="preserve">Oltre alla gestione del display, Bootstrap risolve il problema della frammentazione nell’interpretazione degli standard del codice da parte dei vari browser, dato che ogni browser interpreta gli standard del codice in modo differente. </w:t>
+      </w:r>
+      <w:r>
+        <w:t>Fogli di stile come Normalize.css (integrati in Bootstrap) standardizzano i comportamenti di base di elementi grafici, font e spaziature.</w:t>
+      </w:r>
+      <w:r>
+        <w:t xml:space="preserve"> Inoltre </w:t>
+      </w:r>
+      <w:r>
+        <w:t>integra direttamente i ruoli ARIA, che permettono di</w:t>
+      </w:r>
+      <w:r>
+        <w:t xml:space="preserve"> garantire la compatibilità con lettori di schermo e ausili per disabilità.</w:t>
+      </w:r>
+    </w:p>
+    <w:p>
+      <w:r>
+        <w:t xml:space="preserve">In questo panorama, Bootstrap si posiziona come uno dei </w:t>
+      </w:r>
       <w:r>
         <w:rPr>
           <w:i/>
           <w:iCs/>
         </w:rPr>
-        <w:t>Cascading</w:t>
-      </w:r>
-      <w:proofErr w:type="spellEnd"/>
+        <w:t>framework</w:t>
+      </w:r>
+      <w:r>
+        <w:t xml:space="preserve"> </w:t>
+      </w:r>
       <w:r>
         <w:rPr>
           <w:i/>
           <w:iCs/>
         </w:rPr>
-        <w:t xml:space="preserve"> Style Sheets</w:t>
-      </w:r>
-      <w:r>
-        <w:t xml:space="preserve"> (CSS) </w:t>
-      </w:r>
-      <w:r>
-        <w:t>rappresentano il linguaggio dedicato esclusivamente alla formattazione e all'aspetto visivo dei documenti web. Se l'HTML fornisce la semantica e i contenuti, il CSS interviene per garantire una rigorosa "separazione" tra i contenuti stessi e la loro presentazione esteriore</w:t>
+        <w:t>frontend</w:t>
+      </w:r>
+      <w:r>
+        <w:t xml:space="preserve"> più completi e diffusi al mondo, concepito per consentire una maggiore rapidità di sviluppo.</w:t>
+      </w:r>
+    </w:p>
+    <w:p/>
+    <w:p/>
+    <w:p/>
+    <w:p/>
+    <w:p/>
+    <w:p/>
+    <w:p/>
+    <w:p/>
+    <w:p/>
+    <w:p/>
+    <w:p/>
+    <w:p/>
+    <w:p/>
+    <w:p/>
+    <w:p/>
+    <w:p>
+      <w:pPr>
+        <w:pStyle w:val="Titolo2"/>
+        <w:rPr>
+          <w:b/>
+          <w:bCs/>
+        </w:rPr>
+      </w:pPr>
+      <w:r>
+        <w:lastRenderedPageBreak/>
+        <w:t>Interattività tramite JavaScript:</w:t>
+      </w:r>
+    </w:p>
+    <w:p>
+      <w:pPr>
+        <w:rPr>
+          <w:u w:val="single"/>
+        </w:rPr>
+      </w:pPr>
+      <w:r>
+        <w:t xml:space="preserve">Se il HTML è la struttura e il CSS è la presentazione, JavaScript è il motore comportamentale del Web. </w:t>
+      </w:r>
+      <w:r>
+        <w:t>JavaScript è un linguaggio di programmazione ad alto livello</w:t>
+      </w:r>
+      <w:r>
+        <w:t>,</w:t>
+      </w:r>
+      <w:r>
+        <w:t xml:space="preserve"> multi-paradigma (supportando stili imperativi, funzionali e orientati agli oggetti)</w:t>
+      </w:r>
+      <w:r>
+        <w:t xml:space="preserve"> </w:t>
+      </w:r>
+      <w:r>
+        <w:t>a tipizzazione dinamica, la cui esecuzione nei moderni motori di rendering avviene tipicamente tramite compilazione Just-In-Time (JIT).</w:t>
+      </w:r>
+    </w:p>
+    <w:p>
+      <w:r>
+        <w:t>Sebbene nato come linguaggio di scripting elementare, si è evoluto nello standard ECMAScript</w:t>
       </w:r>
       <w:r>
         <w:t xml:space="preserve">. </w:t>
       </w:r>
-    </w:p>
-    <w:p>
-      <w:r>
-        <w:t>Questo paradigma consente il controllo centralizzato dell'aspetto visivo</w:t>
-      </w:r>
-      <w:r>
-        <w:t xml:space="preserve">, permettendo di definire in modo totalmente indipendente e granulare dettagli cruciali come i colori, la tipografia, gli spazi (margini e </w:t>
-      </w:r>
-      <w:proofErr w:type="spellStart"/>
+      <w:r>
+        <w:t xml:space="preserve">In particolare, il rilascio di ES6 (2015) ha colmato il </w:t>
+      </w:r>
+      <w:r>
+        <w:t>divario</w:t>
+      </w:r>
+      <w:r>
+        <w:t xml:space="preserve"> con i linguaggi di livello </w:t>
+      </w:r>
       <w:r>
         <w:rPr>
           <w:i/>
           <w:iCs/>
         </w:rPr>
-        <w:t>padding</w:t>
-      </w:r>
-      <w:proofErr w:type="spellEnd"/>
-      <w:r>
-        <w:t>) e la disposizione degli elementi sullo schermo</w:t>
-      </w:r>
-      <w:r>
-        <w:t xml:space="preserve"> </w:t>
-      </w:r>
-      <w:r>
-        <w:t xml:space="preserve"> </w:t>
-      </w:r>
-    </w:p>
-    <w:p>
-      <w:r>
-        <w:t>Il linguaggio CSS si organizza attraverso un sistema di regole che collegano gli elementi di una pagina web al loro aspetto estetico. Ogni regola inizia con un selettore, ovvero il termine che indica al browser quali parti del testo o della pagina devono essere modificate. Dopo il selettore si trova la dichiarazione, scritta tra parentesi graffe, che contiene i dettagli pratici dello stile. Questa si divide a sua volta in una proprietà, che sceglie la caratteristica da cambiare come il colore o la grandezza, e in un valore, che stabilisce la modifica effettiva. Per rendere il lavoro più veloce e il codice più pulito, è possibile unire più selettori insieme in modo da assegnare lo stesso stile a diversi elementi contemporaneamente con un'unica istruzione.</w:t>
-      </w:r>
-      <w:r>
-        <w:t xml:space="preserve"> </w:t>
-      </w:r>
-    </w:p>
-    <w:p>
-      <w:r>
-        <w:t>Uno dei vantaggi più significativi di questa separazione è la possibilità di raccogliere tutte le regole all'interno di file esterni dotati di estensione .</w:t>
-      </w:r>
-      <w:proofErr w:type="spellStart"/>
-      <w:r>
-        <w:t>css</w:t>
-      </w:r>
-      <w:proofErr w:type="spellEnd"/>
-      <w:r>
-        <w:t>. Un documento HTML può collegarsi a questi file esterni utilizzando il tag &lt;link&gt; inserito nel suo &lt;head&gt;. Questa tecnica consente a decine o centinaia di pagine web di condividere e puntare al medesimo foglio di stile; di conseguenza, una singola modifica apportata al file CSS si ripercuote istantaneamente sull'intero sito web, facilitando enormemente la scalabilità, la coerenza visiva e le operazioni di manutenzione.</w:t>
-      </w:r>
-      <w:r>
-        <w:t xml:space="preserve"> </w:t>
-      </w:r>
-    </w:p>
-    <w:p/>
-    <w:p/>
-    <w:p/>
-    <w:p/>
-    <w:p/>
-    <w:p/>
-    <w:p/>
-    <w:p/>
-    <w:p/>
-    <w:p/>
-    <w:p/>
-    <w:p/>
-    <w:p/>
-    <w:p/>
-    <w:p>
-      <w:pPr>
-        <w:pStyle w:val="Heading2"/>
-        <w:rPr>
-          <w:b/>
-          <w:bCs/>
-        </w:rPr>
-      </w:pPr>
-      <w:r>
-        <w:lastRenderedPageBreak/>
-        <w:t>Framework per il Design Responsivo: Bootstrap</w:t>
-      </w:r>
-    </w:p>
-    <w:p>
-      <w:r>
-        <w:t xml:space="preserve">L'ambiente in cui il Web viene fruito oggi è estremamente frammentato: i contenuti devono essere visualizzati su schermi di dimensioni enormemente diverse, dai grandi monitor desktop ai tablet, fino ai piccoli display degli smartphone, </w:t>
-      </w:r>
-      <w:r>
-        <w:t>nonché su dispositivi assistivi</w:t>
-      </w:r>
-      <w:r>
-        <w:t xml:space="preserve"> o degli schermi televisivi. Questa variabilità ha reso imprescindibile l'adozione del "Design Responsivo" e di filosofie progettuali come il "</w:t>
+        <w:t>enterprise</w:t>
+      </w:r>
+      <w:r>
+        <w:t xml:space="preserve">, </w:t>
+      </w:r>
+      <w:r>
+        <w:t>introducendo il supporto nativo alla programmazione modulare e una sintassi basata su classi per l'ereditarietà, agevolando l'approccio orientato agli oggetti.</w:t>
+      </w:r>
+    </w:p>
+    <w:p>
+      <w:r>
+        <w:t>I programmi JavaScript necessitano di un "ambiente host" (</w:t>
       </w:r>
       <w:r>
         <w:rPr>
           <w:i/>
           <w:iCs/>
         </w:rPr>
-        <w:t>Mobile First</w:t>
-      </w:r>
-      <w:r>
-        <w:t>", introdotto da esperti come Luke Wroblewski, che spingono per ottimizzare i siti web primariamente per i dispositivi mobili prima di adattarli agli schermi più amp</w:t>
-      </w:r>
-      <w:r>
-        <w:t>i.</w:t>
-      </w:r>
-    </w:p>
-    <w:p>
-      <w:r>
-        <w:t>Costruire layout moderni, complessi e visivamente coerenti partendo da zero richiede un notevole e ripetitivo sforzo di programmazione CSS. Per standardizzare e velocizzare drasticamente questo processo, l'industria fa largo uso di "</w:t>
+        <w:t>host environment</w:t>
+      </w:r>
+      <w:r>
+        <w:t>)</w:t>
+      </w:r>
+      <w:r>
+        <w:t xml:space="preserve"> per interagire con l’esterno, che n</w:t>
+      </w:r>
+      <w:r>
+        <w:t xml:space="preserve">el dominio dello sviluppo </w:t>
       </w:r>
       <w:r>
         <w:rPr>
           <w:i/>
           <w:iCs/>
         </w:rPr>
-        <w:t>framework</w:t>
-      </w:r>
-      <w:r>
-        <w:t>", ovvero insiemi organizzati di librerie, convenzioni e codici collaudati che forniscono solide fondamenta applicative.</w:t>
-      </w:r>
-      <w:r>
-        <w:t xml:space="preserve"> </w:t>
-      </w:r>
-      <w:r>
-        <w:t>Questi framework integrano nativamente sistemi a griglia (</w:t>
-      </w:r>
-      <w:proofErr w:type="spellStart"/>
+        <w:t>frontend</w:t>
+      </w:r>
+      <w:r>
+        <w:t xml:space="preserve">, </w:t>
+      </w:r>
+      <w:r>
+        <w:t>è il</w:t>
+      </w:r>
+      <w:r>
+        <w:t xml:space="preserve"> browser web stesso. Il browser dota JavaScript di svariate API (</w:t>
+      </w:r>
       <w:r>
         <w:rPr>
           <w:i/>
           <w:iCs/>
         </w:rPr>
-        <w:t>Grid</w:t>
-      </w:r>
-      <w:proofErr w:type="spellEnd"/>
+        <w:t>Application Programming Interface</w:t>
+      </w:r>
+      <w:r>
+        <w:t xml:space="preserve">, interfacce di programmazione esposte all'applicazione). La più importante è il DOM, </w:t>
+      </w:r>
+      <w:r>
+        <w:t>attraverso la quale il linguaggio può ricercare elementi, mutare l'albero dei nodi, inserire o rimuovere tag e modificarne i contenuti.</w:t>
+      </w:r>
+    </w:p>
+    <w:p>
+      <w:r>
+        <w:t>JavaScript opera seguendo un'architettura guidata dagli eventi e di tipo asincrono</w:t>
+      </w:r>
+      <w:r>
+        <w:t>. L’applicazione non impegna la CPU in cicli di attesa attiva, ma risponde a stimoli esterni, definiti eventi.</w:t>
+      </w:r>
+      <w:r>
+        <w:t xml:space="preserve"> </w:t>
+      </w:r>
+      <w:r>
+        <w:t>Gli</w:t>
+      </w:r>
+      <w:r>
+        <w:t xml:space="preserve"> eventi</w:t>
+      </w:r>
+      <w:r>
+        <w:t xml:space="preserve"> possono essere azioni compiute dall'utente, come un clic o la pressione di un tasto, oppure risposte inviate da un server. Per rispondere a questi stimoli, gli sviluppatori utilizzano le funzioni di </w:t>
+      </w:r>
       <w:r>
         <w:rPr>
           <w:i/>
           <w:iCs/>
         </w:rPr>
-        <w:t xml:space="preserve"> system</w:t>
-      </w:r>
-      <w:r>
-        <w:t>) e regole flessibili (</w:t>
+        <w:t>callback</w:t>
+      </w:r>
+      <w:r>
+        <w:t>, ovvero blocchi di istruzioni che vengono attivati dal browser solo nel momento in cui si verifica l'evento a cui sono stati associati</w:t>
+      </w:r>
+      <w:r>
+        <w:t>.</w:t>
+      </w:r>
+      <w:r>
+        <w:t xml:space="preserve"> </w:t>
+      </w:r>
+      <w:r>
+        <w:t xml:space="preserve">Questo </w:t>
+      </w:r>
+      <w:r>
+        <w:t>meccanismo</w:t>
+      </w:r>
+      <w:r>
+        <w:t>, orchestrato dall'interazione tra la coda dei messaggi (</w:t>
       </w:r>
       <w:r>
         <w:rPr>
           <w:i/>
           <w:iCs/>
         </w:rPr>
-        <w:t>Media Queries</w:t>
-      </w:r>
-      <w:r>
-        <w:t>) che riorganizzano dinamicamente i blocchi di contenuto in base alla larghezza e all'orientamento dello schermo (</w:t>
-      </w:r>
-      <w:proofErr w:type="spellStart"/>
-      <w:r>
-        <w:t>Viewport</w:t>
-      </w:r>
-      <w:proofErr w:type="spellEnd"/>
-      <w:r>
-        <w:t>) del dispositivo</w:t>
-      </w:r>
-      <w:r>
-        <w:t>.</w:t>
-      </w:r>
-    </w:p>
-    <w:p>
-      <w:r>
-        <w:t xml:space="preserve"> Uno dei loro compiti principali è risolvere il problema della frammentazione tra i vari browser, poiché ogni programma interpreta gli standard del codice in modo differente. Strumenti come Bootstrap intervengono applicando tecniche di normalizzazione o reset, che servono a livellare le differenze estetiche di base e a garantire che elementi come pulsanti, margini e font appaiano identici ovunque. Oltre alla coerenza visiva, questi sistemi favoriscono l'inclusività integrando direttamente nel codice il supporto agli standard di accessibilità, come i ruoli ARIA, che permettono alle interfacce di essere facilmente utilizzabili anche da persone con disabilità attraverso tecnologie assistive.</w:t>
-      </w:r>
-    </w:p>
-    <w:p>
-      <w:r>
-        <w:t xml:space="preserve">In questo panorama, Bootstrap si posiziona come uno dei </w:t>
+        <w:t>callback queue</w:t>
+      </w:r>
+      <w:r>
+        <w:t xml:space="preserve">) </w:t>
+      </w:r>
+      <w:r>
+        <w:t>e l’E</w:t>
+      </w:r>
+      <w:r>
+        <w:t xml:space="preserve">vent </w:t>
+      </w:r>
+      <w:r>
+        <w:t>L</w:t>
+      </w:r>
+      <w:r>
+        <w:t xml:space="preserve">oop, </w:t>
+      </w:r>
+      <w:r>
+        <w:t xml:space="preserve">garantisce la natura non bloccante del linguaggio. Essendo JavaScript un runtime single-threaded, delegare le operazioni asincrone permette di non occupare il </w:t>
+      </w:r>
+      <w:r>
+        <w:t>processo (</w:t>
       </w:r>
       <w:r>
         <w:rPr>
           <w:i/>
           <w:iCs/>
         </w:rPr>
-        <w:t>framework</w:t>
-      </w:r>
-      <w:r>
-        <w:t xml:space="preserve"> </w:t>
+        <w:t>thread)</w:t>
+      </w:r>
+      <w:r>
+        <w:t xml:space="preserve"> principale, preservando la fluidità del rendering ed evitando colli di bottiglia nell'esperienza utente.</w:t>
+      </w:r>
+      <w:r>
+        <w:t xml:space="preserve"> </w:t>
+      </w:r>
+    </w:p>
+    <w:p>
+      <w:pPr>
+        <w:pStyle w:val="Titolo3"/>
+      </w:pPr>
+      <w:r>
+        <w:t>Modelli di Comunicazione Asincrona</w:t>
+      </w:r>
+    </w:p>
+    <w:p>
+      <w:pPr>
+        <w:rPr>
+          <w:u w:val="single"/>
+        </w:rPr>
+      </w:pPr>
+      <w:r>
+        <w:t>La comunicazione asincrona</w:t>
+      </w:r>
+      <w:r>
+        <w:t>, storicamente definit</w:t>
+      </w:r>
+      <w:r>
+        <w:t>a</w:t>
+      </w:r>
+      <w:r>
+        <w:t xml:space="preserve"> con l'acronimo AJAX (</w:t>
       </w:r>
       <w:proofErr w:type="spellStart"/>
       <w:r>
-        <w:rPr>
-          <w:i/>
-          <w:iCs/>
-        </w:rPr>
-        <w:t>frontend</w:t>
+        <w:t>Asynchronous</w:t>
       </w:r>
       <w:proofErr w:type="spellEnd"/>
       <w:r>
-        <w:t xml:space="preserve"> più potenti, completi e diffusi al mondo, concepito per consentire uno sviluppo rapidissimo</w:t>
-      </w:r>
+        <w:t xml:space="preserve"> JavaScript and XML)</w:t>
+      </w:r>
+      <w:r>
+        <w:t>, veniva</w:t>
+      </w:r>
+      <w:r>
+        <w:t xml:space="preserve"> gestita inizialmente tramite </w:t>
+      </w:r>
+      <w:proofErr w:type="spellStart"/>
+      <w:r>
+        <w:t>callback</w:t>
+      </w:r>
+      <w:proofErr w:type="spellEnd"/>
+      <w:r>
+        <w:t xml:space="preserve">. Oggigiorno per </w:t>
+      </w:r>
+      <w:r>
+        <w:t>il fenomeno del "</w:t>
+      </w:r>
+      <w:proofErr w:type="spellStart"/>
+      <w:r>
+        <w:t>callback</w:t>
+      </w:r>
+      <w:proofErr w:type="spellEnd"/>
+      <w:r>
+        <w:t xml:space="preserve"> </w:t>
+      </w:r>
+      <w:proofErr w:type="spellStart"/>
+      <w:r>
+        <w:t>hell</w:t>
+      </w:r>
+      <w:proofErr w:type="spellEnd"/>
+      <w:r>
+        <w:t>" (ovvero l'eccessivo annidamento delle funzioni di ritorno),</w:t>
+      </w:r>
+      <w:r>
+        <w:t xml:space="preserve"> sono state introdotte le Promise, oggetti che rappresentano </w:t>
+      </w:r>
+      <w:r>
+        <w:t>il risultato futuro e non ancora disponibile di un'operazione</w:t>
+      </w:r>
+      <w:r>
+        <w:t>. Esse permettono di concatenare in modo lineare le richieste tramite fetch e</w:t>
+      </w:r>
+      <w:r>
+        <w:t xml:space="preserve"> consentono</w:t>
+      </w:r>
+      <w:r>
+        <w:t xml:space="preserve"> poi di gestire gli errori in modo centralizzato tramite </w:t>
+      </w:r>
+      <w:proofErr w:type="gramStart"/>
+      <w:r>
+        <w:t>catch(</w:t>
+      </w:r>
+      <w:proofErr w:type="gramEnd"/>
+      <w:r>
+        <w:t>)</w:t>
+      </w:r>
+      <w:r>
+        <w:t xml:space="preserve">, indirizzando i </w:t>
+      </w:r>
+      <w:r>
+        <w:t xml:space="preserve">successi </w:t>
+      </w:r>
+      <w:r>
+        <w:t>attraverso</w:t>
+      </w:r>
+      <w:r>
+        <w:t xml:space="preserve"> </w:t>
+      </w:r>
+      <w:proofErr w:type="spellStart"/>
+      <w:r>
+        <w:t>then</w:t>
+      </w:r>
+      <w:proofErr w:type="spellEnd"/>
       <w:r>
         <w:t>.</w:t>
       </w:r>
-    </w:p>
-    <w:p/>
-    <w:p/>
-    <w:p/>
-    <w:p/>
-    <w:p/>
-    <w:p/>
-    <w:p/>
-    <w:p/>
-    <w:p/>
-    <w:p/>
-    <w:p/>
-    <w:p/>
-    <w:p/>
-    <w:p/>
-    <w:p>
-      <w:pPr>
-        <w:pStyle w:val="Heading2"/>
-        <w:rPr>
-          <w:b/>
-          <w:bCs/>
-        </w:rPr>
-      </w:pPr>
+      <w:r>
+        <w:t xml:space="preserve"> </w:t>
+      </w:r>
+      <w:r>
+        <w:t xml:space="preserve"> </w:t>
+      </w:r>
+    </w:p>
+    <w:p>
+      <w:r>
+        <w:t xml:space="preserve">Per gestire le Promise sono stati introdotti le </w:t>
+      </w:r>
+      <w:r>
+        <w:t>parole chiave</w:t>
+      </w:r>
+      <w:r>
+        <w:t xml:space="preserve"> </w:t>
+      </w:r>
+      <w:proofErr w:type="spellStart"/>
+      <w:r>
+        <w:t>async</w:t>
+      </w:r>
+      <w:proofErr w:type="spellEnd"/>
+      <w:r>
+        <w:t xml:space="preserve"> e </w:t>
+      </w:r>
+      <w:proofErr w:type="spellStart"/>
+      <w:r>
+        <w:t>await</w:t>
+      </w:r>
+      <w:proofErr w:type="spellEnd"/>
+      <w:r>
+        <w:t xml:space="preserve">, che permettono di scrivere il codice </w:t>
+      </w:r>
+      <w:r>
+        <w:t>asincrono</w:t>
+      </w:r>
+      <w:r>
+        <w:t xml:space="preserve">, come quello sincrono, </w:t>
+      </w:r>
+      <w:r>
+        <w:t>sfruttando il medesimo modello non bloccante basato sull'Event Loop.</w:t>
+      </w:r>
+      <w:r>
+        <w:t xml:space="preserve"> </w:t>
+      </w:r>
+    </w:p>
+    <w:p>
+      <w:pPr>
+        <w:pStyle w:val="Titolo3"/>
+      </w:pPr>
+      <w:r>
+        <w:t>La Libreria jQuery</w:t>
+      </w:r>
+    </w:p>
+    <w:p>
+      <w:r>
+        <w:t>jQuery è una libreria Java</w:t>
+      </w:r>
+      <w:r>
+        <w:t>S</w:t>
+      </w:r>
+      <w:r>
+        <w:t xml:space="preserve">cript compatta progettata per </w:t>
+      </w:r>
+      <w:r>
+        <w:t xml:space="preserve">ottimizzare </w:t>
+      </w:r>
+      <w:r>
+        <w:t>la manipolazione del DOM</w:t>
+      </w:r>
+      <w:r>
+        <w:t xml:space="preserve"> e standardizzare la gestione degli eventi e</w:t>
+      </w:r>
+      <w:r>
+        <w:t xml:space="preserve"> </w:t>
+      </w:r>
+      <w:r>
+        <w:t>semplificare l'esecuzione delle</w:t>
+      </w:r>
+      <w:r>
+        <w:t xml:space="preserve"> richieste asincrone (</w:t>
+      </w:r>
+      <w:r>
+        <w:t>AJAX</w:t>
+      </w:r>
+      <w:r>
+        <w:t>).</w:t>
+      </w:r>
+    </w:p>
+    <w:p>
+      <w:r>
+        <w:t xml:space="preserve">La gestione delle comunicazioni asincrone </w:t>
+      </w:r>
+      <w:r>
+        <w:t>è</w:t>
+      </w:r>
+      <w:r>
+        <w:t xml:space="preserve"> centralizzata all’interno del metodo </w:t>
+      </w:r>
+      <w:proofErr w:type="spellStart"/>
+      <w:r>
+        <w:t>jQuery.ajax</w:t>
+      </w:r>
+      <w:proofErr w:type="spellEnd"/>
+      <w:r>
+        <w:t xml:space="preserve"> </w:t>
+      </w:r>
+      <w:r>
+        <w:t xml:space="preserve">(o dell'alias </w:t>
+      </w:r>
+      <w:proofErr w:type="gramStart"/>
+      <w:r>
+        <w:t>$.</w:t>
+      </w:r>
+      <w:proofErr w:type="spellStart"/>
+      <w:r>
+        <w:t>ajax</w:t>
+      </w:r>
+      <w:proofErr w:type="spellEnd"/>
+      <w:proofErr w:type="gramEnd"/>
+      <w:r>
+        <w:t>())</w:t>
+      </w:r>
+      <w:r>
+        <w:t xml:space="preserve">, </w:t>
+      </w:r>
+      <w:r>
+        <w:t>il quale</w:t>
+      </w:r>
+      <w:r>
+        <w:t xml:space="preserve"> permette di configurare ed effettuare richeste </w:t>
+      </w:r>
+      <w:r>
+        <w:t>HTTP/</w:t>
+      </w:r>
+      <w:r>
+        <w:t xml:space="preserve">HTTPS personalizzate. </w:t>
+      </w:r>
+      <w:r>
+        <w:t xml:space="preserve">La libreria dispone </w:t>
+      </w:r>
+      <w:proofErr w:type="spellStart"/>
+      <w:r>
+        <w:t>inoltre</w:t>
+      </w:r>
+      <w:r>
+        <w:t>di</w:t>
+      </w:r>
+      <w:proofErr w:type="spellEnd"/>
+      <w:r>
+        <w:t xml:space="preserve"> funzioni per i metodi più comuni, come </w:t>
+      </w:r>
+      <w:proofErr w:type="gramStart"/>
+      <w:r>
+        <w:t>jQuery.get(</w:t>
+      </w:r>
+      <w:proofErr w:type="gramEnd"/>
+      <w:r>
+        <w:t xml:space="preserve">) e </w:t>
+      </w:r>
+      <w:proofErr w:type="gramStart"/>
+      <w:r>
+        <w:t>jQuery.post(</w:t>
+      </w:r>
+      <w:proofErr w:type="gramEnd"/>
+      <w:r>
+        <w:t xml:space="preserve">) per le chiamate per richiedere e inviare dati al server e </w:t>
+      </w:r>
+      <w:proofErr w:type="spellStart"/>
+      <w:r>
+        <w:t>jQuery.</w:t>
+      </w:r>
+      <w:r>
+        <w:t>get</w:t>
+      </w:r>
+      <w:r>
+        <w:t>JSON</w:t>
+      </w:r>
+      <w:proofErr w:type="spellEnd"/>
+      <w:r>
+        <w:t xml:space="preserve">() che </w:t>
+      </w:r>
+      <w:r>
+        <w:t>carica e valuta direttamente dati codificati in formato JSON</w:t>
+      </w:r>
+      <w:r>
+        <w:t>.</w:t>
+      </w:r>
+    </w:p>
+    <w:p>
       <w:r>
         <w:lastRenderedPageBreak/>
-        <w:t>Interattività tramite JavaScript:</w:t>
-      </w:r>
-    </w:p>
-    <w:p>
-      <w:r>
-        <w:t xml:space="preserve">Se l'HTML è la struttura e il CSS è la presentazione, JavaScript è il motore comportamentale del Web. </w:t>
-      </w:r>
-      <w:r>
-        <w:t xml:space="preserve">JavaScript è un linguaggio di programmazione ad alto livello, solitamente compilato </w:t>
-      </w:r>
-      <w:r>
-        <w:rPr>
-          <w:i/>
-          <w:iCs/>
-        </w:rPr>
-        <w:t>Just-In-Time</w:t>
-      </w:r>
-      <w:r>
-        <w:t xml:space="preserve"> (JIT)</w:t>
-      </w:r>
-      <w:r>
-        <w:t xml:space="preserve"> </w:t>
-      </w:r>
-      <w:r>
-        <w:t xml:space="preserve">dinamico e multi-paradigma (supportando stili imperativi, funzionali e orientati agli oggetti). </w:t>
-      </w:r>
-    </w:p>
-    <w:p>
-      <w:r>
-        <w:t xml:space="preserve">Sebbene nato come linguaggio di scripting elementare, si è evoluto nello standard </w:t>
+        <w:t>Per la gestione del flusso asincrono</w:t>
+      </w:r>
+      <w:r>
+        <w:t xml:space="preserve">, </w:t>
       </w:r>
       <w:proofErr w:type="spellStart"/>
       <w:r>
-        <w:t>ECMAScript</w:t>
+        <w:t>jQuery</w:t>
       </w:r>
       <w:proofErr w:type="spellEnd"/>
       <w:r>
-        <w:t>, introducendo con la versione ES6 costrutti avanzati come classi e moduli.</w:t>
-      </w:r>
-      <w:r>
-        <w:t xml:space="preserve"> </w:t>
-      </w:r>
-      <w:r>
-        <w:t xml:space="preserve">I programmi JavaScript non vengono eseguiti nel vuoto, bensì necessitano di un "ambiente </w:t>
+        <w:t xml:space="preserve"> </w:t>
+      </w:r>
+      <w:r>
+        <w:t xml:space="preserve">implementa inoltre un proprio modello </w:t>
+      </w:r>
+      <w:r>
+        <w:t xml:space="preserve">affine allo </w:t>
       </w:r>
       <w:proofErr w:type="spellStart"/>
       <w:r>
-        <w:t>host</w:t>
+        <w:t>stantard</w:t>
       </w:r>
       <w:proofErr w:type="spellEnd"/>
       <w:r>
-        <w:t>" (</w:t>
+        <w:t xml:space="preserve"> delle</w:t>
+      </w:r>
+      <w:r>
+        <w:t xml:space="preserve"> Promise attraverso l’oggetto </w:t>
       </w:r>
       <w:proofErr w:type="spellStart"/>
       <w:r>
-        <w:rPr>
-          <w:i/>
-          <w:iCs/>
-        </w:rPr>
-        <w:t>host</w:t>
+        <w:t>jQuery.Deferred</w:t>
       </w:r>
       <w:proofErr w:type="spellEnd"/>
       <w:r>
-        <w:rPr>
-          <w:i/>
-          <w:iCs/>
-        </w:rPr>
-        <w:t xml:space="preserve"> </w:t>
+        <w:t xml:space="preserve">(), che fornisce metodi concatenabili </w:t>
+      </w:r>
+      <w:proofErr w:type="gramStart"/>
+      <w:r>
+        <w:t>come .</w:t>
       </w:r>
       <w:proofErr w:type="spellStart"/>
       <w:r>
-        <w:rPr>
-          <w:i/>
-          <w:iCs/>
-        </w:rPr>
-        <w:t>environment</w:t>
+        <w:t>done</w:t>
       </w:r>
       <w:proofErr w:type="spellEnd"/>
-      <w:r>
-        <w:t xml:space="preserve">) che conferisca loro le facoltà per interfacciarsi col mondo esterno. Nel dominio dello sviluppo </w:t>
+      <w:proofErr w:type="gramEnd"/>
+      <w:r>
+        <w:t xml:space="preserve">() </w:t>
+      </w:r>
+      <w:r>
+        <w:t>(per il successo)</w:t>
+      </w:r>
+      <w:proofErr w:type="gramStart"/>
+      <w:r>
+        <w:t>, .</w:t>
       </w:r>
       <w:proofErr w:type="spellStart"/>
       <w:r>
-        <w:rPr>
-          <w:i/>
-          <w:iCs/>
-        </w:rPr>
-        <w:t>frontend</w:t>
+        <w:t>fail</w:t>
       </w:r>
       <w:proofErr w:type="spellEnd"/>
-      <w:r>
-        <w:t xml:space="preserve">, l'ambiente </w:t>
+      <w:proofErr w:type="gramEnd"/>
+      <w:r>
+        <w:t xml:space="preserve">() (per gli errori) </w:t>
+      </w:r>
+      <w:proofErr w:type="gramStart"/>
+      <w:r>
+        <w:t>e .</w:t>
       </w:r>
       <w:proofErr w:type="spellStart"/>
       <w:r>
-        <w:t>host</w:t>
+        <w:t>then</w:t>
       </w:r>
       <w:proofErr w:type="spellEnd"/>
-      <w:r>
-        <w:t xml:space="preserve"> è il browser web stesso. Il browser dota JavaScript di svariate API (</w:t>
-      </w:r>
-      <w:r>
-        <w:rPr>
-          <w:i/>
-          <w:iCs/>
-        </w:rPr>
-        <w:t>Application Programming Interface</w:t>
-      </w:r>
-      <w:r>
-        <w:t>, interfacce di programmazione esposte all'applicazione). Quella di gran lunga più importante è il DOM</w:t>
-      </w:r>
-      <w:r>
-        <w:t xml:space="preserve"> </w:t>
-      </w:r>
-      <w:r>
-        <w:t xml:space="preserve">analizzato in precedenza. </w:t>
-      </w:r>
-    </w:p>
-    <w:p>
-      <w:r>
-        <w:t xml:space="preserve">JavaScript opera all'interno di un ambiente </w:t>
+      <w:proofErr w:type="gramEnd"/>
+      <w:r>
+        <w:t xml:space="preserve">() per registrare le </w:t>
       </w:r>
       <w:proofErr w:type="spellStart"/>
       <w:r>
-        <w:t>host</w:t>
+        <w:t>callback</w:t>
       </w:r>
       <w:proofErr w:type="spellEnd"/>
       <w:r>
-        <w:t xml:space="preserve"> (il browser), che espone diverse API. La principale è l'API del DOM, attraverso la quale il linguaggio può ricercare elementi, mutare l'albero dei nodi, inserire o rimuovere tag e modificarne i contenuti.</w:t>
-      </w:r>
-    </w:p>
-    <w:p>
-      <w:r>
-        <w:t xml:space="preserve">JavaScript opera seguendo un'architettura guidata dagli eventi e di tipo asincrono, il che significa che il codice non occupa costantemente le risorse del computer, ma resta in attesa di segnali specifici. Questi segnali, chiamati eventi, possono essere azioni compiute dall'utente, come un clic o la pressione di un tasto, oppure risposte inviate da un server. Per rispondere a questi stimoli, gli sviluppatori utilizzano le funzioni di </w:t>
+        <w:t xml:space="preserve"> in modo flessibile</w:t>
+      </w:r>
+      <w:r>
+        <w:t xml:space="preserve">. </w:t>
+      </w:r>
+    </w:p>
+    <w:p>
+      <w:pPr>
+        <w:rPr>
+          <w:u w:val="single"/>
+        </w:rPr>
+      </w:pPr>
+      <w:r>
+        <w:t xml:space="preserve">L’adozione di questa architettura </w:t>
+      </w:r>
+      <w:r>
+        <w:t>facilita il trasferimento strutturato e coerente</w:t>
+      </w:r>
+      <w:r>
+        <w:t xml:space="preserve"> </w:t>
+      </w:r>
+      <w:r>
+        <w:t>dei</w:t>
+      </w:r>
+      <w:r>
+        <w:t xml:space="preserve"> messaggi in JSON verso il </w:t>
       </w:r>
       <w:proofErr w:type="spellStart"/>
       <w:r>
-        <w:rPr>
-          <w:i/>
-          <w:iCs/>
-        </w:rPr>
-        <w:t>callback</w:t>
+        <w:t>backend</w:t>
       </w:r>
       <w:proofErr w:type="spellEnd"/>
       <w:r>
-        <w:t>, ovvero blocchi di istruzioni che vengono attivati dal browser solo nel momento in cui si verifica l'evento a cui sono stati associati. Questo meccanismo, gestito da un sistema chiamato event loop, permette alle pagine web di rimanere fluide e reattive, poiché il programma non si blocca mai nell'attesa di un comando, ma esegue le operazioni solo quando è realmente necessario.</w:t>
-      </w:r>
-    </w:p>
+        <w:t>, ponendosi</w:t>
+      </w:r>
+      <w:r>
+        <w:t xml:space="preserve"> come uno strato di transizione ideale prima che la richiesta venga presa in carico dai sistemi di </w:t>
+      </w:r>
+      <w:proofErr w:type="spellStart"/>
+      <w:r>
+        <w:t>routing</w:t>
+      </w:r>
+      <w:proofErr w:type="spellEnd"/>
+      <w:r>
+        <w:t xml:space="preserve"> lato server.</w:t>
+      </w:r>
+    </w:p>
+    <w:p/>
     <w:sectPr>
       <w:pgSz w:w="11906" w:h="16838"/>
       <w:pgMar w:top="1417" w:right="1134" w:bottom="1134" w:left="1134" w:header="708" w:footer="708" w:gutter="0"/>
@@ -1442,15 +1913,16 @@
     <w:lsdException w:name="Unresolved Mention" w:semiHidden="1" w:unhideWhenUsed="1"/>
     <w:lsdException w:name="Smart Link" w:semiHidden="1" w:unhideWhenUsed="1"/>
   </w:latentStyles>
-  <w:style w:type="paragraph" w:default="1" w:styleId="Normal">
+  <w:style w:type="paragraph" w:default="1" w:styleId="Normale">
     <w:name w:val="Normal"/>
     <w:qFormat/>
-  </w:style>
-  <w:style w:type="paragraph" w:styleId="Heading1">
+    <w:rsid w:val="00D831E3"/>
+  </w:style>
+  <w:style w:type="paragraph" w:styleId="Titolo1">
     <w:name w:val="heading 1"/>
-    <w:basedOn w:val="Normal"/>
-    <w:next w:val="Normal"/>
-    <w:link w:val="Heading1Char"/>
+    <w:basedOn w:val="Normale"/>
+    <w:next w:val="Normale"/>
+    <w:link w:val="Titolo1Carattere"/>
     <w:uiPriority w:val="9"/>
     <w:qFormat/>
     <w:rsid w:val="00D017FA"/>
@@ -1467,11 +1939,11 @@
       <w:szCs w:val="40"/>
     </w:rPr>
   </w:style>
-  <w:style w:type="paragraph" w:styleId="Heading2">
+  <w:style w:type="paragraph" w:styleId="Titolo2">
     <w:name w:val="heading 2"/>
-    <w:basedOn w:val="Normal"/>
-    <w:next w:val="Normal"/>
-    <w:link w:val="Heading2Char"/>
+    <w:basedOn w:val="Normale"/>
+    <w:next w:val="Normale"/>
+    <w:link w:val="Titolo2Carattere"/>
     <w:uiPriority w:val="9"/>
     <w:unhideWhenUsed/>
     <w:qFormat/>
@@ -1489,13 +1961,12 @@
       <w:szCs w:val="32"/>
     </w:rPr>
   </w:style>
-  <w:style w:type="paragraph" w:styleId="Heading3">
+  <w:style w:type="paragraph" w:styleId="Titolo3">
     <w:name w:val="heading 3"/>
-    <w:basedOn w:val="Normal"/>
-    <w:next w:val="Normal"/>
-    <w:link w:val="Heading3Char"/>
+    <w:basedOn w:val="Normale"/>
+    <w:next w:val="Normale"/>
+    <w:link w:val="Titolo3Carattere"/>
     <w:uiPriority w:val="9"/>
-    <w:semiHidden/>
     <w:unhideWhenUsed/>
     <w:qFormat/>
     <w:rsid w:val="00D017FA"/>
@@ -1512,11 +1983,11 @@
       <w:szCs w:val="28"/>
     </w:rPr>
   </w:style>
-  <w:style w:type="paragraph" w:styleId="Heading4">
+  <w:style w:type="paragraph" w:styleId="Titolo4">
     <w:name w:val="heading 4"/>
-    <w:basedOn w:val="Normal"/>
-    <w:next w:val="Normal"/>
-    <w:link w:val="Heading4Char"/>
+    <w:basedOn w:val="Normale"/>
+    <w:next w:val="Normale"/>
+    <w:link w:val="Titolo4Carattere"/>
     <w:uiPriority w:val="9"/>
     <w:semiHidden/>
     <w:unhideWhenUsed/>
@@ -1535,11 +2006,11 @@
       <w:color w:val="0F4761" w:themeColor="accent1" w:themeShade="BF"/>
     </w:rPr>
   </w:style>
-  <w:style w:type="paragraph" w:styleId="Heading5">
+  <w:style w:type="paragraph" w:styleId="Titolo5">
     <w:name w:val="heading 5"/>
-    <w:basedOn w:val="Normal"/>
-    <w:next w:val="Normal"/>
-    <w:link w:val="Heading5Char"/>
+    <w:basedOn w:val="Normale"/>
+    <w:next w:val="Normale"/>
+    <w:link w:val="Titolo5Carattere"/>
     <w:uiPriority w:val="9"/>
     <w:semiHidden/>
     <w:unhideWhenUsed/>
@@ -1556,11 +2027,11 @@
       <w:color w:val="0F4761" w:themeColor="accent1" w:themeShade="BF"/>
     </w:rPr>
   </w:style>
-  <w:style w:type="paragraph" w:styleId="Heading6">
+  <w:style w:type="paragraph" w:styleId="Titolo6">
     <w:name w:val="heading 6"/>
-    <w:basedOn w:val="Normal"/>
-    <w:next w:val="Normal"/>
-    <w:link w:val="Heading6Char"/>
+    <w:basedOn w:val="Normale"/>
+    <w:next w:val="Normale"/>
+    <w:link w:val="Titolo6Carattere"/>
     <w:uiPriority w:val="9"/>
     <w:semiHidden/>
     <w:unhideWhenUsed/>
@@ -1579,11 +2050,11 @@
       <w:color w:val="595959" w:themeColor="text1" w:themeTint="A6"/>
     </w:rPr>
   </w:style>
-  <w:style w:type="paragraph" w:styleId="Heading7">
+  <w:style w:type="paragraph" w:styleId="Titolo7">
     <w:name w:val="heading 7"/>
-    <w:basedOn w:val="Normal"/>
-    <w:next w:val="Normal"/>
-    <w:link w:val="Heading7Char"/>
+    <w:basedOn w:val="Normale"/>
+    <w:next w:val="Normale"/>
+    <w:link w:val="Titolo7Carattere"/>
     <w:uiPriority w:val="9"/>
     <w:semiHidden/>
     <w:unhideWhenUsed/>
@@ -1600,11 +2071,11 @@
       <w:color w:val="595959" w:themeColor="text1" w:themeTint="A6"/>
     </w:rPr>
   </w:style>
-  <w:style w:type="paragraph" w:styleId="Heading8">
+  <w:style w:type="paragraph" w:styleId="Titolo8">
     <w:name w:val="heading 8"/>
-    <w:basedOn w:val="Normal"/>
-    <w:next w:val="Normal"/>
-    <w:link w:val="Heading8Char"/>
+    <w:basedOn w:val="Normale"/>
+    <w:next w:val="Normale"/>
+    <w:link w:val="Titolo8Carattere"/>
     <w:uiPriority w:val="9"/>
     <w:semiHidden/>
     <w:unhideWhenUsed/>
@@ -1623,11 +2094,11 @@
       <w:color w:val="272727" w:themeColor="text1" w:themeTint="D8"/>
     </w:rPr>
   </w:style>
-  <w:style w:type="paragraph" w:styleId="Heading9">
+  <w:style w:type="paragraph" w:styleId="Titolo9">
     <w:name w:val="heading 9"/>
-    <w:basedOn w:val="Normal"/>
-    <w:next w:val="Normal"/>
-    <w:link w:val="Heading9Char"/>
+    <w:basedOn w:val="Normale"/>
+    <w:next w:val="Normale"/>
+    <w:link w:val="Titolo9Carattere"/>
     <w:uiPriority w:val="9"/>
     <w:semiHidden/>
     <w:unhideWhenUsed/>
@@ -1644,12 +2115,12 @@
       <w:color w:val="272727" w:themeColor="text1" w:themeTint="D8"/>
     </w:rPr>
   </w:style>
-  <w:style w:type="character" w:default="1" w:styleId="DefaultParagraphFont">
+  <w:style w:type="character" w:default="1" w:styleId="Carpredefinitoparagrafo">
     <w:name w:val="Default Paragraph Font"/>
     <w:uiPriority w:val="1"/>
     <w:unhideWhenUsed/>
   </w:style>
-  <w:style w:type="table" w:default="1" w:styleId="TableNormal">
+  <w:style w:type="table" w:default="1" w:styleId="Tabellanormale">
     <w:name w:val="Normal Table"/>
     <w:uiPriority w:val="99"/>
     <w:semiHidden/>
@@ -1664,16 +2135,16 @@
       </w:tblCellMar>
     </w:tblPr>
   </w:style>
-  <w:style w:type="numbering" w:default="1" w:styleId="NoList">
+  <w:style w:type="numbering" w:default="1" w:styleId="Nessunelenco">
     <w:name w:val="No List"/>
     <w:uiPriority w:val="99"/>
     <w:semiHidden/>
     <w:unhideWhenUsed/>
   </w:style>
-  <w:style w:type="character" w:customStyle="1" w:styleId="Heading1Char">
-    <w:name w:val="Heading 1 Char"/>
-    <w:basedOn w:val="DefaultParagraphFont"/>
-    <w:link w:val="Heading1"/>
+  <w:style w:type="character" w:customStyle="1" w:styleId="Titolo1Carattere">
+    <w:name w:val="Titolo 1 Carattere"/>
+    <w:basedOn w:val="Carpredefinitoparagrafo"/>
+    <w:link w:val="Titolo1"/>
     <w:uiPriority w:val="9"/>
     <w:rsid w:val="00D017FA"/>
     <w:rPr>
@@ -1683,10 +2154,10 @@
       <w:szCs w:val="40"/>
     </w:rPr>
   </w:style>
-  <w:style w:type="character" w:customStyle="1" w:styleId="Heading2Char">
-    <w:name w:val="Heading 2 Char"/>
-    <w:basedOn w:val="DefaultParagraphFont"/>
-    <w:link w:val="Heading2"/>
+  <w:style w:type="character" w:customStyle="1" w:styleId="Titolo2Carattere">
+    <w:name w:val="Titolo 2 Carattere"/>
+    <w:basedOn w:val="Carpredefinitoparagrafo"/>
+    <w:link w:val="Titolo2"/>
     <w:uiPriority w:val="9"/>
     <w:rsid w:val="00D017FA"/>
     <w:rPr>
@@ -1696,12 +2167,11 @@
       <w:szCs w:val="32"/>
     </w:rPr>
   </w:style>
-  <w:style w:type="character" w:customStyle="1" w:styleId="Heading3Char">
-    <w:name w:val="Heading 3 Char"/>
-    <w:basedOn w:val="DefaultParagraphFont"/>
-    <w:link w:val="Heading3"/>
+  <w:style w:type="character" w:customStyle="1" w:styleId="Titolo3Carattere">
+    <w:name w:val="Titolo 3 Carattere"/>
+    <w:basedOn w:val="Carpredefinitoparagrafo"/>
+    <w:link w:val="Titolo3"/>
     <w:uiPriority w:val="9"/>
-    <w:semiHidden/>
     <w:rsid w:val="00D017FA"/>
     <w:rPr>
       <w:rFonts w:eastAsiaTheme="majorEastAsia" w:cstheme="majorBidi"/>
@@ -1710,10 +2180,10 @@
       <w:szCs w:val="28"/>
     </w:rPr>
   </w:style>
-  <w:style w:type="character" w:customStyle="1" w:styleId="Heading4Char">
-    <w:name w:val="Heading 4 Char"/>
-    <w:basedOn w:val="DefaultParagraphFont"/>
-    <w:link w:val="Heading4"/>
+  <w:style w:type="character" w:customStyle="1" w:styleId="Titolo4Carattere">
+    <w:name w:val="Titolo 4 Carattere"/>
+    <w:basedOn w:val="Carpredefinitoparagrafo"/>
+    <w:link w:val="Titolo4"/>
     <w:uiPriority w:val="9"/>
     <w:semiHidden/>
     <w:rsid w:val="00D017FA"/>
@@ -1724,10 +2194,10 @@
       <w:color w:val="0F4761" w:themeColor="accent1" w:themeShade="BF"/>
     </w:rPr>
   </w:style>
-  <w:style w:type="character" w:customStyle="1" w:styleId="Heading5Char">
-    <w:name w:val="Heading 5 Char"/>
-    <w:basedOn w:val="DefaultParagraphFont"/>
-    <w:link w:val="Heading5"/>
+  <w:style w:type="character" w:customStyle="1" w:styleId="Titolo5Carattere">
+    <w:name w:val="Titolo 5 Carattere"/>
+    <w:basedOn w:val="Carpredefinitoparagrafo"/>
+    <w:link w:val="Titolo5"/>
     <w:uiPriority w:val="9"/>
     <w:semiHidden/>
     <w:rsid w:val="00D017FA"/>
@@ -1736,10 +2206,10 @@
       <w:color w:val="0F4761" w:themeColor="accent1" w:themeShade="BF"/>
     </w:rPr>
   </w:style>
-  <w:style w:type="character" w:customStyle="1" w:styleId="Heading6Char">
-    <w:name w:val="Heading 6 Char"/>
-    <w:basedOn w:val="DefaultParagraphFont"/>
-    <w:link w:val="Heading6"/>
+  <w:style w:type="character" w:customStyle="1" w:styleId="Titolo6Carattere">
+    <w:name w:val="Titolo 6 Carattere"/>
+    <w:basedOn w:val="Carpredefinitoparagrafo"/>
+    <w:link w:val="Titolo6"/>
     <w:uiPriority w:val="9"/>
     <w:semiHidden/>
     <w:rsid w:val="00D017FA"/>
@@ -1750,10 +2220,10 @@
       <w:color w:val="595959" w:themeColor="text1" w:themeTint="A6"/>
     </w:rPr>
   </w:style>
-  <w:style w:type="character" w:customStyle="1" w:styleId="Heading7Char">
-    <w:name w:val="Heading 7 Char"/>
-    <w:basedOn w:val="DefaultParagraphFont"/>
-    <w:link w:val="Heading7"/>
+  <w:style w:type="character" w:customStyle="1" w:styleId="Titolo7Carattere">
+    <w:name w:val="Titolo 7 Carattere"/>
+    <w:basedOn w:val="Carpredefinitoparagrafo"/>
+    <w:link w:val="Titolo7"/>
     <w:uiPriority w:val="9"/>
     <w:semiHidden/>
     <w:rsid w:val="00D017FA"/>
@@ -1762,10 +2232,10 @@
       <w:color w:val="595959" w:themeColor="text1" w:themeTint="A6"/>
     </w:rPr>
   </w:style>
-  <w:style w:type="character" w:customStyle="1" w:styleId="Heading8Char">
-    <w:name w:val="Heading 8 Char"/>
-    <w:basedOn w:val="DefaultParagraphFont"/>
-    <w:link w:val="Heading8"/>
+  <w:style w:type="character" w:customStyle="1" w:styleId="Titolo8Carattere">
+    <w:name w:val="Titolo 8 Carattere"/>
+    <w:basedOn w:val="Carpredefinitoparagrafo"/>
+    <w:link w:val="Titolo8"/>
     <w:uiPriority w:val="9"/>
     <w:semiHidden/>
     <w:rsid w:val="00D017FA"/>
@@ -1776,10 +2246,10 @@
       <w:color w:val="272727" w:themeColor="text1" w:themeTint="D8"/>
     </w:rPr>
   </w:style>
-  <w:style w:type="character" w:customStyle="1" w:styleId="Heading9Char">
-    <w:name w:val="Heading 9 Char"/>
-    <w:basedOn w:val="DefaultParagraphFont"/>
-    <w:link w:val="Heading9"/>
+  <w:style w:type="character" w:customStyle="1" w:styleId="Titolo9Carattere">
+    <w:name w:val="Titolo 9 Carattere"/>
+    <w:basedOn w:val="Carpredefinitoparagrafo"/>
+    <w:link w:val="Titolo9"/>
     <w:uiPriority w:val="9"/>
     <w:semiHidden/>
     <w:rsid w:val="00D017FA"/>
@@ -1788,11 +2258,11 @@
       <w:color w:val="272727" w:themeColor="text1" w:themeTint="D8"/>
     </w:rPr>
   </w:style>
-  <w:style w:type="paragraph" w:styleId="Title">
+  <w:style w:type="paragraph" w:styleId="Titolo">
     <w:name w:val="Title"/>
-    <w:basedOn w:val="Normal"/>
-    <w:next w:val="Normal"/>
-    <w:link w:val="TitleChar"/>
+    <w:basedOn w:val="Normale"/>
+    <w:next w:val="Normale"/>
+    <w:link w:val="TitoloCarattere"/>
     <w:uiPriority w:val="10"/>
     <w:qFormat/>
     <w:rsid w:val="00D017FA"/>
@@ -1808,10 +2278,10 @@
       <w:szCs w:val="56"/>
     </w:rPr>
   </w:style>
-  <w:style w:type="character" w:customStyle="1" w:styleId="TitleChar">
-    <w:name w:val="Title Char"/>
-    <w:basedOn w:val="DefaultParagraphFont"/>
-    <w:link w:val="Title"/>
+  <w:style w:type="character" w:customStyle="1" w:styleId="TitoloCarattere">
+    <w:name w:val="Titolo Carattere"/>
+    <w:basedOn w:val="Carpredefinitoparagrafo"/>
+    <w:link w:val="Titolo"/>
     <w:uiPriority w:val="10"/>
     <w:rsid w:val="00D017FA"/>
     <w:rPr>
@@ -1822,11 +2292,11 @@
       <w:szCs w:val="56"/>
     </w:rPr>
   </w:style>
-  <w:style w:type="paragraph" w:styleId="Subtitle">
+  <w:style w:type="paragraph" w:styleId="Sottotitolo">
     <w:name w:val="Subtitle"/>
-    <w:basedOn w:val="Normal"/>
-    <w:next w:val="Normal"/>
-    <w:link w:val="SubtitleChar"/>
+    <w:basedOn w:val="Normale"/>
+    <w:next w:val="Normale"/>
+    <w:link w:val="SottotitoloCarattere"/>
     <w:uiPriority w:val="11"/>
     <w:qFormat/>
     <w:rsid w:val="00D017FA"/>
@@ -1843,10 +2313,10 @@
       <w:szCs w:val="28"/>
     </w:rPr>
   </w:style>
-  <w:style w:type="character" w:customStyle="1" w:styleId="SubtitleChar">
-    <w:name w:val="Subtitle Char"/>
-    <w:basedOn w:val="DefaultParagraphFont"/>
-    <w:link w:val="Subtitle"/>
+  <w:style w:type="character" w:customStyle="1" w:styleId="SottotitoloCarattere">
+    <w:name w:val="Sottotitolo Carattere"/>
+    <w:basedOn w:val="Carpredefinitoparagrafo"/>
+    <w:link w:val="Sottotitolo"/>
     <w:uiPriority w:val="11"/>
     <w:rsid w:val="00D017FA"/>
     <w:rPr>
@@ -1857,11 +2327,11 @@
       <w:szCs w:val="28"/>
     </w:rPr>
   </w:style>
-  <w:style w:type="paragraph" w:styleId="Quote">
+  <w:style w:type="paragraph" w:styleId="Citazione">
     <w:name w:val="Quote"/>
-    <w:basedOn w:val="Normal"/>
-    <w:next w:val="Normal"/>
-    <w:link w:val="QuoteChar"/>
+    <w:basedOn w:val="Normale"/>
+    <w:next w:val="Normale"/>
+    <w:link w:val="CitazioneCarattere"/>
     <w:uiPriority w:val="29"/>
     <w:qFormat/>
     <w:rsid w:val="00D017FA"/>
@@ -1875,10 +2345,10 @@
       <w:color w:val="404040" w:themeColor="text1" w:themeTint="BF"/>
     </w:rPr>
   </w:style>
-  <w:style w:type="character" w:customStyle="1" w:styleId="QuoteChar">
-    <w:name w:val="Quote Char"/>
-    <w:basedOn w:val="DefaultParagraphFont"/>
-    <w:link w:val="Quote"/>
+  <w:style w:type="character" w:customStyle="1" w:styleId="CitazioneCarattere">
+    <w:name w:val="Citazione Carattere"/>
+    <w:basedOn w:val="Carpredefinitoparagrafo"/>
+    <w:link w:val="Citazione"/>
     <w:uiPriority w:val="29"/>
     <w:rsid w:val="00D017FA"/>
     <w:rPr>
@@ -1887,9 +2357,9 @@
       <w:color w:val="404040" w:themeColor="text1" w:themeTint="BF"/>
     </w:rPr>
   </w:style>
-  <w:style w:type="paragraph" w:styleId="ListParagraph">
+  <w:style w:type="paragraph" w:styleId="Paragrafoelenco">
     <w:name w:val="List Paragraph"/>
-    <w:basedOn w:val="Normal"/>
+    <w:basedOn w:val="Normale"/>
     <w:uiPriority w:val="34"/>
     <w:qFormat/>
     <w:rsid w:val="00D017FA"/>
@@ -1898,9 +2368,9 @@
       <w:contextualSpacing/>
     </w:pPr>
   </w:style>
-  <w:style w:type="character" w:styleId="IntenseEmphasis">
+  <w:style w:type="character" w:styleId="Enfasiintensa">
     <w:name w:val="Intense Emphasis"/>
-    <w:basedOn w:val="DefaultParagraphFont"/>
+    <w:basedOn w:val="Carpredefinitoparagrafo"/>
     <w:uiPriority w:val="21"/>
     <w:qFormat/>
     <w:rsid w:val="00D017FA"/>
@@ -1910,11 +2380,11 @@
       <w:color w:val="0F4761" w:themeColor="accent1" w:themeShade="BF"/>
     </w:rPr>
   </w:style>
-  <w:style w:type="paragraph" w:styleId="IntenseQuote">
+  <w:style w:type="paragraph" w:styleId="Citazioneintensa">
     <w:name w:val="Intense Quote"/>
-    <w:basedOn w:val="Normal"/>
-    <w:next w:val="Normal"/>
-    <w:link w:val="IntenseQuoteChar"/>
+    <w:basedOn w:val="Normale"/>
+    <w:next w:val="Normale"/>
+    <w:link w:val="CitazioneintensaCarattere"/>
     <w:uiPriority w:val="30"/>
     <w:qFormat/>
     <w:rsid w:val="00D017FA"/>
@@ -1933,10 +2403,10 @@
       <w:color w:val="0F4761" w:themeColor="accent1" w:themeShade="BF"/>
     </w:rPr>
   </w:style>
-  <w:style w:type="character" w:customStyle="1" w:styleId="IntenseQuoteChar">
-    <w:name w:val="Intense Quote Char"/>
-    <w:basedOn w:val="DefaultParagraphFont"/>
-    <w:link w:val="IntenseQuote"/>
+  <w:style w:type="character" w:customStyle="1" w:styleId="CitazioneintensaCarattere">
+    <w:name w:val="Citazione intensa Carattere"/>
+    <w:basedOn w:val="Carpredefinitoparagrafo"/>
+    <w:link w:val="Citazioneintensa"/>
     <w:uiPriority w:val="30"/>
     <w:rsid w:val="00D017FA"/>
     <w:rPr>
@@ -1945,9 +2415,9 @@
       <w:color w:val="0F4761" w:themeColor="accent1" w:themeShade="BF"/>
     </w:rPr>
   </w:style>
-  <w:style w:type="character" w:styleId="IntenseReference">
+  <w:style w:type="character" w:styleId="Riferimentointenso">
     <w:name w:val="Intense Reference"/>
-    <w:basedOn w:val="DefaultParagraphFont"/>
+    <w:basedOn w:val="Carpredefinitoparagrafo"/>
     <w:uiPriority w:val="32"/>
     <w:qFormat/>
     <w:rsid w:val="00D017FA"/>
@@ -1958,6 +2428,16 @@
       <w:color w:val="0F4761" w:themeColor="accent1" w:themeShade="BF"/>
       <w:spacing w:val="5"/>
     </w:rPr>
+  </w:style>
+  <w:style w:type="paragraph" w:styleId="Revisione">
+    <w:name w:val="Revision"/>
+    <w:hidden/>
+    <w:uiPriority w:val="99"/>
+    <w:semiHidden/>
+    <w:rsid w:val="00B35009"/>
+    <w:pPr>
+      <w:spacing w:after="0" w:line="240" w:lineRule="auto"/>
+    </w:pPr>
   </w:style>
 </w:styles>
 </file>

--- a/Evoluzione del Web e Tecnologie Client.docx
+++ b/Evoluzione del Web e Tecnologie Client.docx
@@ -48,7 +48,19 @@
         <w:t xml:space="preserve">Hypertext Markup Language (HTML) </w:t>
       </w:r>
       <w:r>
-        <w:t>è il componente fondamentale del Web, definisce il linguaggio e la struttura dei contenuti web. </w:t>
+        <w:t xml:space="preserve">è il componente fondamentale del Web, </w:t>
+      </w:r>
+      <w:r>
+        <w:t xml:space="preserve">che </w:t>
+      </w:r>
+      <w:r>
+        <w:t xml:space="preserve">definisce il linguaggio e la struttura dei contenuti </w:t>
+      </w:r>
+      <w:r>
+        <w:t>disponibili in rete</w:t>
+      </w:r>
+      <w:r>
+        <w:t>. </w:t>
       </w:r>
       <w:r>
         <w:t>Lo scopo del linguaggio HTML è quello di strutturare e definire semanticamente le informazioni</w:t>
@@ -63,7 +75,13 @@
         <w:t xml:space="preserve">La sua evoluzione è </w:t>
       </w:r>
       <w:r>
-        <w:t xml:space="preserve">contraddistinta da differenti fasi che corrispondono a versioni discrete dello stesso </w:t>
+        <w:t xml:space="preserve">contraddistinta da differenti fasi che corrispondono a </w:t>
+      </w:r>
+      <w:r>
+        <w:t>rilasci statici e definiti</w:t>
+      </w:r>
+      <w:r>
+        <w:t xml:space="preserve"> </w:t>
       </w:r>
       <w:r>
         <w:t xml:space="preserve">(come l'HTML4 o l'XHTML), </w:t>
@@ -117,113 +135,165 @@
       </w:r>
       <w:r>
         <w:t xml:space="preserve"> modello prevede un aggiornamento continuo delle specifiche senza l'utilizzo di rilasci numerati.</w:t>
+      </w:r>
+      <w:r>
+        <w:t xml:space="preserve"> </w:t>
+      </w:r>
+      <w:r>
+        <w:t xml:space="preserve">Alla base c’è il concetto di </w:t>
+      </w:r>
+      <w:r>
+        <w:rPr>
+          <w:i/>
+          <w:iCs/>
+        </w:rPr>
+        <w:t>Hypertext</w:t>
+      </w:r>
+      <w:r>
+        <w:rPr>
+          <w:i/>
+          <w:iCs/>
+        </w:rPr>
+        <w:t xml:space="preserve"> </w:t>
+      </w:r>
+      <w:r>
+        <w:t>(</w:t>
+      </w:r>
+      <w:r>
+        <w:t>ipertesto</w:t>
+      </w:r>
+      <w:r>
+        <w:t>)</w:t>
+      </w:r>
+      <w:r>
+        <w:t xml:space="preserve"> </w:t>
+      </w:r>
+      <w:r>
+        <w:t xml:space="preserve">che </w:t>
+      </w:r>
+      <w:r>
+        <w:t xml:space="preserve">definisce la struttura di </w:t>
+      </w:r>
+      <w:r>
+        <w:rPr>
+          <w:i/>
+          <w:iCs/>
+        </w:rPr>
+        <w:t>link</w:t>
+      </w:r>
+      <w:r>
+        <w:t xml:space="preserve"> </w:t>
+      </w:r>
+      <w:r>
+        <w:t>(</w:t>
+      </w:r>
+      <w:r>
+        <w:t>collegamenti</w:t>
+      </w:r>
+      <w:r>
+        <w:t>)</w:t>
+      </w:r>
+      <w:r>
+        <w:t xml:space="preserve"> </w:t>
+      </w:r>
+      <w:r>
+        <w:t xml:space="preserve">permettendo </w:t>
+      </w:r>
+      <w:r>
+        <w:t>la navigazione tra diverse pagine web o all'interno dello stesso documento</w:t>
+      </w:r>
+      <w:r>
+        <w:t xml:space="preserve">. </w:t>
+      </w:r>
+      <w:r>
+        <w:t xml:space="preserve">I </w:t>
+      </w:r>
+      <w:r>
+        <w:rPr>
+          <w:i/>
+          <w:iCs/>
+        </w:rPr>
+        <w:t>link</w:t>
+      </w:r>
+      <w:r>
+        <w:t xml:space="preserve"> </w:t>
+      </w:r>
+      <w:r>
+        <w:t>rappresentano una componente essenziale della rete</w:t>
+      </w:r>
+      <w:r>
+        <w:t xml:space="preserve">. </w:t>
+      </w:r>
+      <w:r>
+        <w:t xml:space="preserve"> L'architettura del </w:t>
+      </w:r>
+      <w:r>
+        <w:rPr>
+          <w:i/>
+          <w:iCs/>
+        </w:rPr>
+        <w:t>World Wide Web</w:t>
+      </w:r>
+      <w:r>
+        <w:t xml:space="preserve"> (WWW) si fonda sulla pubblicazione di contenuti e sulla loro interconnessione tramite </w:t>
+      </w:r>
+      <w:r>
+        <w:rPr>
+          <w:i/>
+          <w:iCs/>
+        </w:rPr>
+        <w:t>link</w:t>
+      </w:r>
+      <w:r>
+        <w:t>.</w:t>
       </w:r>
     </w:p>
     <w:p>
       <w:r>
-        <w:t xml:space="preserve">Alla base c’è il concetto di </w:t>
-      </w:r>
-      <w:r>
-        <w:rPr>
-          <w:i/>
-          <w:iCs/>
-        </w:rPr>
-        <w:t>Hypertext</w:t>
-      </w:r>
-      <w:r>
-        <w:rPr>
-          <w:i/>
-          <w:iCs/>
-        </w:rPr>
-        <w:t xml:space="preserve"> </w:t>
-      </w:r>
-      <w:r>
-        <w:t>(</w:t>
-      </w:r>
-      <w:r>
-        <w:t>ipertesto</w:t>
-      </w:r>
-      <w:r>
-        <w:t>)</w:t>
-      </w:r>
-      <w:r>
-        <w:t xml:space="preserve"> </w:t>
-      </w:r>
-      <w:r>
-        <w:t xml:space="preserve">che </w:t>
-      </w:r>
-      <w:r>
-        <w:t xml:space="preserve">definisce la struttura di </w:t>
-      </w:r>
-      <w:r>
-        <w:rPr>
-          <w:i/>
-          <w:iCs/>
-        </w:rPr>
-        <w:t>link</w:t>
-      </w:r>
-      <w:r>
-        <w:t xml:space="preserve"> </w:t>
-      </w:r>
-      <w:r>
-        <w:t>(</w:t>
-      </w:r>
-      <w:r>
-        <w:t>collegamenti</w:t>
-      </w:r>
-      <w:r>
-        <w:t>)</w:t>
-      </w:r>
-      <w:r>
-        <w:t xml:space="preserve"> </w:t>
-      </w:r>
-      <w:r>
-        <w:t xml:space="preserve">permettendo </w:t>
-      </w:r>
-      <w:r>
-        <w:t>la navigazione tra diverse pagine web o all'interno dello stesso documento</w:t>
-      </w:r>
-      <w:r>
-        <w:t xml:space="preserve">. </w:t>
-      </w:r>
-      <w:r>
-        <w:t xml:space="preserve">I </w:t>
-      </w:r>
-      <w:r>
-        <w:rPr>
-          <w:i/>
-          <w:iCs/>
-        </w:rPr>
-        <w:t>link</w:t>
-      </w:r>
-      <w:r>
-        <w:t xml:space="preserve"> </w:t>
-      </w:r>
-      <w:r>
-        <w:t>rappresentano una componente essenziale della rete</w:t>
-      </w:r>
-      <w:r>
-        <w:t xml:space="preserve">. </w:t>
-      </w:r>
-      <w:r>
-        <w:t xml:space="preserve"> L'architettura del </w:t>
-      </w:r>
-      <w:r>
-        <w:rPr>
-          <w:i/>
-          <w:iCs/>
-        </w:rPr>
-        <w:t>World Wide Web</w:t>
-      </w:r>
-      <w:r>
-        <w:t xml:space="preserve"> (WWW) si fonda sulla pubblicazione di contenuti e sulla loro interconnessione tramite </w:t>
-      </w:r>
-      <w:r>
-        <w:rPr>
-          <w:i/>
-          <w:iCs/>
-        </w:rPr>
-        <w:t>link</w:t>
+        <w:t>HTML non è un linguaggio di programmazione, è un linguaggio di marcatura</w:t>
+      </w:r>
+      <w:r>
+        <w:t xml:space="preserve">, in quanto </w:t>
+      </w:r>
+      <w:r>
+        <w:t>u</w:t>
+      </w:r>
+      <w:r>
+        <w:t>tilizza</w:t>
+      </w:r>
+      <w:r>
+        <w:t xml:space="preserve"> una sintassi basata su </w:t>
+      </w:r>
+      <w:r>
+        <w:rPr>
+          <w:i/>
+          <w:iCs/>
+        </w:rPr>
+        <w:t>tag</w:t>
+      </w:r>
+      <w:r>
+        <w:t xml:space="preserve"> </w:t>
+      </w:r>
+      <w:r>
+        <w:t>(etichette racchiuse tra parentesi angolari &lt; &gt;) per istruire il browser su come interpretare e visualizzare i dati.</w:t>
+      </w:r>
+      <w:r>
+        <w:t xml:space="preserve"> </w:t>
+      </w:r>
+      <w:r>
+        <w:t>Ad esempio, il tag &lt;h1&gt; definisce un'intestazione principale, il tag &lt;p&gt; delimita un paragrafo, e</w:t>
+      </w:r>
+      <w:r>
+        <w:t>d</w:t>
+      </w:r>
+      <w:r>
+        <w:t xml:space="preserve"> il tag &lt;a&gt; (chiamato "Anchor") </w:t>
+      </w:r>
+      <w:r>
+        <w:t>abilita la funzione di ipertesto appena menzionata</w:t>
+      </w:r>
+      <w:r>
+        <w:t>, permettendo di collegare nodi informativi differenti all'interno del WWW</w:t>
       </w:r>
       <w:r>
         <w:t>.</w:t>
@@ -231,214 +301,376 @@
     </w:p>
     <w:p>
       <w:r>
-        <w:t xml:space="preserve">HTML non è un linguaggio di programmazione, è un linguaggio di marcatura. </w:t>
-      </w:r>
-      <w:r>
-        <w:t xml:space="preserve">Utilizza una sintassi basata su </w:t>
-      </w:r>
-      <w:r>
-        <w:rPr>
-          <w:i/>
-          <w:iCs/>
-        </w:rPr>
-        <w:t>tag</w:t>
-      </w:r>
-      <w:r>
-        <w:t xml:space="preserve"> </w:t>
-      </w:r>
-      <w:r>
-        <w:t>(etichette racchiuse tra parentesi angolari &lt; &gt;) per istruire il browser su come interpretare e visualizzare i dati.</w:t>
-      </w:r>
-      <w:r>
-        <w:t xml:space="preserve"> </w:t>
-      </w:r>
-      <w:r>
-        <w:t>Ad esempio, il tag &lt;h1&gt; definisce un'intestazione principale, il tag &lt;p&gt; delimita un paragrafo, e</w:t>
-      </w:r>
-      <w:r>
-        <w:t>d</w:t>
-      </w:r>
-      <w:r>
-        <w:t xml:space="preserve"> il tag &lt;a&gt; (chiamato "Anchor") </w:t>
-      </w:r>
-      <w:r>
-        <w:t>abilita la funzione di ipertesto appena menzionata</w:t>
-      </w:r>
-      <w:r>
-        <w:t>, permettendo di collegare nodi informativi differenti all'interno del WWW</w:t>
+        <w:t xml:space="preserve">Quando un browser riceve un documento HTML, ne genera una rappresentazione interna denominata </w:t>
+      </w:r>
+      <w:r>
+        <w:rPr>
+          <w:i/>
+          <w:iCs/>
+        </w:rPr>
+        <w:t xml:space="preserve">Document Object Model </w:t>
+      </w:r>
+      <w:r>
+        <w:t>(</w:t>
+      </w:r>
+      <w:r>
+        <w:t>DOM). Il DOM è una struttura gerarchica ad albero che mappa tutti gli elementi della pagina, rendendoli accessibili e manipolabili tramite linguaggi di scripting.</w:t>
+      </w:r>
+      <w:r>
+        <w:t xml:space="preserve"> </w:t>
+      </w:r>
+      <w:r>
+        <w:t>Ogni documento segue una struttura ben definita in cui gli elementi possono essere annidati. I contenuti visibili all'utente sono racchiusi all'interno del tag &lt;body&gt;, mentre le informazioni di servizio, i metadati o i riferimenti a file esterni risiedono all'interno del tag &lt;head&gt;</w:t>
+      </w:r>
+      <w:r>
+        <w:t xml:space="preserve">. </w:t>
+      </w:r>
+      <w:r>
+        <w:t>Infine, per differenziare e raggruppare elementi specifici, l'HTML fornisce attributi globali come id (per identificare in modo univoco un singolo elemento) e class (per classificare gruppi concettuali di elementi), che fungono da fondamentali punti di aggancio per stili e script</w:t>
       </w:r>
       <w:r>
         <w:t>.</w:t>
       </w:r>
+      <w:r>
+        <w:t xml:space="preserve"> </w:t>
+      </w:r>
+      <w:r>
+        <w:t xml:space="preserve">Gli elementi appena descritti permettono al </w:t>
+      </w:r>
+      <w:r>
+        <w:t xml:space="preserve">HTML </w:t>
+      </w:r>
+      <w:r>
+        <w:t xml:space="preserve">di definire </w:t>
+      </w:r>
+      <w:r>
+        <w:t xml:space="preserve">lo scheletro informativo della pagina, </w:t>
+      </w:r>
+      <w:r>
+        <w:t xml:space="preserve">ma </w:t>
+      </w:r>
+      <w:r>
+        <w:t>delega gli aspetti visivi e comportamentali ad altri linguaggi specializzati.</w:t>
+      </w:r>
+      <w:r>
+        <w:t xml:space="preserve"> </w:t>
+      </w:r>
+    </w:p>
+    <w:p/>
+    <w:p/>
+    <w:p/>
+    <w:p/>
+    <w:p/>
+    <w:p>
+      <w:pPr>
+        <w:pStyle w:val="Titolo2"/>
+      </w:pPr>
     </w:p>
     <w:p>
-      <w:r>
-        <w:t xml:space="preserve">Quando un browser riceve un documento HTML, ne genera una rappresentazione interna denominata </w:t>
-      </w:r>
-      <w:r>
-        <w:rPr>
-          <w:i/>
-          <w:iCs/>
-        </w:rPr>
-        <w:t xml:space="preserve">Document Object Model </w:t>
-      </w:r>
-      <w:r>
-        <w:t>(</w:t>
-      </w:r>
-      <w:r>
-        <w:t>DOM). Il DOM è una struttura gerarchica ad albero che mappa tutti gli elementi della pagina, rendendoli accessibili e manipolabili tramite linguaggi di scripting.</w:t>
-      </w:r>
-      <w:r>
-        <w:t xml:space="preserve"> </w:t>
-      </w:r>
-      <w:r>
-        <w:t>Ogni documento segue una struttura ben definita in cui gli elementi possono essere annidati. I contenuti visibili all'utente sono racchiusi all'interno del tag &lt;body&gt;, mentre le informazioni di servizio, i metadati o i riferimenti a file esterni risiedono all'interno del tag &lt;head&gt;</w:t>
-      </w:r>
-      <w:r>
-        <w:t xml:space="preserve">. </w:t>
-      </w:r>
-      <w:r>
-        <w:t>Infine, per differenziare e raggruppare elementi specifici, l'HTML fornisce attributi globali come id (per identificare in modo univoco un singolo elemento) e class (per classificare gruppi concettuali di elementi), che fungono da fondamentali punti di aggancio per stili e script</w:t>
-      </w:r>
-      <w:r>
-        <w:t>.</w:t>
+      <w:pPr>
+        <w:pStyle w:val="Titolo2"/>
+      </w:pPr>
+      <w:r>
+        <w:t xml:space="preserve">La formattazione tramite </w:t>
+      </w:r>
+      <w:r>
+        <w:t>i</w:t>
+      </w:r>
+      <w:r>
+        <w:t xml:space="preserve"> </w:t>
+      </w:r>
+      <w:r>
+        <w:t>F</w:t>
+      </w:r>
+      <w:r>
+        <w:t>ogli di Stile a Cascata</w:t>
+      </w:r>
+      <w:r>
+        <w:t>:</w:t>
       </w:r>
     </w:p>
     <w:p>
       <w:r>
-        <w:t xml:space="preserve">Gli elementi appena descritti permettono al </w:t>
-      </w:r>
-      <w:r>
-        <w:t xml:space="preserve">HTML </w:t>
-      </w:r>
-      <w:r>
-        <w:t xml:space="preserve">di definire </w:t>
-      </w:r>
-      <w:r>
-        <w:t xml:space="preserve">lo scheletro informativo della pagina, </w:t>
-      </w:r>
-      <w:r>
-        <w:t xml:space="preserve">ma </w:t>
-      </w:r>
-      <w:r>
-        <w:t>delega gli aspetti visivi e comportamentali ad altri linguaggi specializzati.</w:t>
-      </w:r>
-      <w:r>
-        <w:t xml:space="preserve"> </w:t>
-      </w:r>
-    </w:p>
-    <w:p/>
-    <w:p/>
-    <w:p/>
-    <w:p/>
-    <w:p/>
-    <w:p>
-      <w:pPr>
-        <w:pStyle w:val="Titolo2"/>
-      </w:pPr>
+        <w:t>I</w:t>
+      </w:r>
+      <w:r>
+        <w:rPr>
+          <w:i/>
+          <w:iCs/>
+        </w:rPr>
+        <w:t xml:space="preserve"> Cascading Style Sheets</w:t>
+      </w:r>
+      <w:r>
+        <w:t xml:space="preserve"> (CSS) rappresentano il linguaggio dedicato esclusivamente alla formattazione e</w:t>
+      </w:r>
+      <w:r>
+        <w:t>d</w:t>
+      </w:r>
+      <w:r>
+        <w:t xml:space="preserve"> all'aspetto visivo dei documenti web. Se </w:t>
+      </w:r>
+      <w:r>
+        <w:t xml:space="preserve">il </w:t>
+      </w:r>
+      <w:r>
+        <w:t>HTML fornisce la semantica e i contenuti, il CSS interviene per garantire una rigorosa "separazione" tra i contenuti stessi e la loro presentazione esteriore</w:t>
+      </w:r>
+      <w:r>
+        <w:t xml:space="preserve">. </w:t>
+      </w:r>
+      <w:r>
+        <w:t>Questo paradigma consente il controllo centralizzato dell'aspetto visivo</w:t>
+      </w:r>
+      <w:r>
+        <w:t xml:space="preserve">, permettendo di definire in modo totalmente indipendente e granulare dettagli cruciali come i colori, la tipografia, gli spazi (margini e </w:t>
+      </w:r>
+      <w:r>
+        <w:rPr>
+          <w:i/>
+          <w:iCs/>
+        </w:rPr>
+        <w:t>padding</w:t>
+      </w:r>
+      <w:r>
+        <w:t>) e la disposizione degli elementi sullo schermo</w:t>
+      </w:r>
+      <w:r>
+        <w:t>.</w:t>
+      </w:r>
     </w:p>
     <w:p>
-      <w:pPr>
-        <w:pStyle w:val="Titolo2"/>
-      </w:pPr>
-      <w:r>
-        <w:t xml:space="preserve">La formattazione tramite </w:t>
-      </w:r>
-      <w:r>
-        <w:t>i</w:t>
-      </w:r>
-      <w:r>
-        <w:t xml:space="preserve"> </w:t>
-      </w:r>
-      <w:r>
-        <w:t>F</w:t>
-      </w:r>
-      <w:r>
-        <w:t>ogli di Stile a Cascata</w:t>
-      </w:r>
-      <w:r>
-        <w:t>:</w:t>
+      <w:r>
+        <w:t>Il linguaggio CSS si organizza attraverso un sistema di regole che collegano gli elementi di una pagina web al loro aspetto estetico. Ogni regola inizia con un selettore, ovvero il termine che indica al browser quali parti del testo o della pagina devono essere modificate. Dopo il selettore si trova la dichiarazione, scritta tra parentesi graffe, che contiene i dettagli pratici dello stile. Questa si divide a sua volta in una proprietà, che sceglie la caratteristica da cambiare come il colore o la grandezza, e in un valore, che stabilisce la modifica effettiva. Per rendere il lavoro più veloce e il codice più pulito, è possibile unire più selettori insieme in modo da assegnare lo stesso stile a diversi elementi contemporaneamente con un'unica istruzione.</w:t>
+      </w:r>
+      <w:r>
+        <w:t xml:space="preserve"> </w:t>
       </w:r>
     </w:p>
     <w:p>
       <w:r>
-        <w:t>I</w:t>
-      </w:r>
-      <w:r>
-        <w:rPr>
-          <w:i/>
-          <w:iCs/>
-        </w:rPr>
-        <w:t xml:space="preserve"> Cascading Style Sheets</w:t>
-      </w:r>
-      <w:r>
-        <w:t xml:space="preserve"> (CSS) rappresentano il linguaggio dedicato esclusivamente alla formattazione e</w:t>
-      </w:r>
-      <w:r>
-        <w:t>d</w:t>
-      </w:r>
-      <w:r>
-        <w:t xml:space="preserve"> all'aspetto visivo dei documenti web. Se </w:t>
-      </w:r>
-      <w:r>
-        <w:t xml:space="preserve">il </w:t>
-      </w:r>
-      <w:r>
-        <w:t>HTML fornisce la semantica e i contenuti, il CSS interviene per garantire una rigorosa "separazione" tra i contenuti stessi e la loro presentazione esteriore</w:t>
-      </w:r>
-      <w:r>
-        <w:t xml:space="preserve">. </w:t>
+        <w:t>U</w:t>
+      </w:r>
+      <w:r>
+        <w:t>n vantaggio architetturale fondamentale del CSS</w:t>
+      </w:r>
+      <w:r>
+        <w:t xml:space="preserve"> </w:t>
+      </w:r>
+      <w:r>
+        <w:t>è la possibilità di raccogliere tutte le regole all'interno di file esterni dotati di estensione .css. Un documento HTML può collegarsi a questi file esterni utilizzando il tag &lt;link&gt; inserito nel suo &lt;head&gt;. Questa tecnica consente a decine o centinaia di pagine web di condividere e puntare al medesimo foglio di stile; di conseguenza, una singola modifica apportata al file CSS si ripercuote istantaneamente sull'intero sito web, facilitando</w:t>
+      </w:r>
+      <w:r>
+        <w:t xml:space="preserve"> </w:t>
+      </w:r>
+      <w:r>
+        <w:t>scalabilità, coerenza visiva e</w:t>
+      </w:r>
+      <w:r>
+        <w:t xml:space="preserve">d </w:t>
+      </w:r>
+      <w:r>
+        <w:t>operazioni di manutenzione.</w:t>
+      </w:r>
+      <w:r>
+        <w:t xml:space="preserve"> </w:t>
+      </w:r>
+    </w:p>
+    <w:p/>
+    <w:p>
+      <w:pPr>
+        <w:rPr>
+          <w:u w:val="single"/>
+        </w:rPr>
+      </w:pPr>
+    </w:p>
+    <w:p/>
+    <w:p/>
+    <w:p/>
+    <w:p/>
+    <w:p/>
+    <w:p/>
+    <w:p/>
+    <w:p/>
+    <w:p/>
+    <w:p/>
+    <w:p/>
+    <w:p/>
+    <w:p>
+      <w:pPr>
+        <w:pStyle w:val="Titolo2"/>
+        <w:rPr>
+          <w:b/>
+          <w:bCs/>
+        </w:rPr>
+      </w:pPr>
+      <w:r>
+        <w:lastRenderedPageBreak/>
+        <w:t>Framework per il Design Responsivo: Bootstrap</w:t>
       </w:r>
     </w:p>
     <w:p>
       <w:r>
-        <w:t>Questo paradigma consente il controllo centralizzato dell'aspetto visivo</w:t>
-      </w:r>
-      <w:r>
-        <w:t xml:space="preserve">, permettendo di definire in modo totalmente indipendente e granulare dettagli cruciali come i colori, la tipografia, gli spazi (margini e </w:t>
-      </w:r>
-      <w:r>
-        <w:rPr>
-          <w:i/>
-          <w:iCs/>
-        </w:rPr>
-        <w:t>padding</w:t>
-      </w:r>
-      <w:r>
-        <w:t>) e la disposizione degli elementi sullo schermo</w:t>
-      </w:r>
-      <w:r>
-        <w:t>.</w:t>
+        <w:t xml:space="preserve">L'ambiente in cui il Web viene fruito oggi è estremamente frammentato: i contenuti devono essere visualizzati su schermi di dimensioni diverse, dai grandi monitor desktop ai tablet, fino ai piccoli display degli smartphone, </w:t>
+      </w:r>
+      <w:r>
+        <w:t>nonché su dispositivi assistivi</w:t>
+      </w:r>
+      <w:r>
+        <w:t xml:space="preserve"> o degli schermi televisivi. </w:t>
+      </w:r>
+      <w:r>
+        <w:t xml:space="preserve">La necessità di risolvere questo problema ha imposto </w:t>
+      </w:r>
+      <w:r>
+        <w:t>l'adozione del "Design Responsivo" e di filosofie progettuali come il "</w:t>
+      </w:r>
+      <w:r>
+        <w:rPr>
+          <w:i/>
+          <w:iCs/>
+        </w:rPr>
+        <w:t>Mobile First</w:t>
+      </w:r>
+      <w:r>
+        <w:t xml:space="preserve">", introdotto da </w:t>
+      </w:r>
+      <w:r>
+        <w:t>s</w:t>
+      </w:r>
+      <w:r>
+        <w:t>pecialisti del settore</w:t>
+      </w:r>
+      <w:r>
+        <w:t xml:space="preserve"> </w:t>
+      </w:r>
+      <w:r>
+        <w:t>come Luke Wroblewski, che spingono per ottimizzare i siti web primariamente per i dispositivi mobili prima di adattarli agli schermi più ampi.</w:t>
+      </w:r>
+      <w:r>
+        <w:t xml:space="preserve"> </w:t>
+      </w:r>
+      <w:r>
+        <w:t xml:space="preserve">L’implementazione di questi paradigmi invece è molto complessa. Sviluppare tali tecnologie da zero, richiede molta precisione ed esperienza da parte dello sviluppatore. Per velocizzare e standardizzare questo processo, vengono ampiamente utilizzati i </w:t>
+      </w:r>
+      <w:r>
+        <w:rPr>
+          <w:i/>
+          <w:iCs/>
+        </w:rPr>
+        <w:t xml:space="preserve">framework, </w:t>
+      </w:r>
+      <w:r>
+        <w:t xml:space="preserve">ovvero insiemi organizzati di librerie, convenzioni e codici. Bootstrap integra nativamente sistemi a griglia e regole flessibili, che traducono </w:t>
+      </w:r>
+      <w:r>
+        <w:t>operativamente i principi del design responsivo, riorganizzando dinamicamente i blocchi di contenuto in base alla larghezza e all'orientamento dello schermo (</w:t>
+      </w:r>
+      <w:r>
+        <w:rPr>
+          <w:i/>
+          <w:iCs/>
+        </w:rPr>
+        <w:t>Viewport</w:t>
+      </w:r>
+      <w:r>
+        <w:t>) del dispositivo.</w:t>
+      </w:r>
+      <w:r>
+        <w:t xml:space="preserve"> </w:t>
       </w:r>
     </w:p>
     <w:p>
       <w:r>
-        <w:t>Il linguaggio CSS si organizza attraverso un sistema di regole che collegano gli elementi di una pagina web al loro aspetto estetico. Ogni regola inizia con un selettore, ovvero il termine che indica al browser quali parti del testo o della pagina devono essere modificate. Dopo il selettore si trova la dichiarazione, scritta tra parentesi graffe, che contiene i dettagli pratici dello stile. Questa si divide a sua volta in una proprietà, che sceglie la caratteristica da cambiare come il colore o la grandezza, e in un valore, che stabilisce la modifica effettiva. Per rendere il lavoro più veloce e il codice più pulito, è possibile unire più selettori insieme in modo da assegnare lo stesso stile a diversi elementi contemporaneamente con un'unica istruzione.</w:t>
-      </w:r>
-      <w:r>
-        <w:t xml:space="preserve"> </w:t>
+        <w:t xml:space="preserve">Oltre alla gestione del display, Bootstrap risolve il problema della frammentazione nell’interpretazione degli standard del codice da parte dei vari browser, dato che ogni browser interpreta gli standard del codice in modo differente. </w:t>
+      </w:r>
+      <w:r>
+        <w:t>Fogli di stile come Normalize.css (integrati in Bootstrap) standardizzano i comportamenti di base di elementi grafici, font e spaziature.</w:t>
+      </w:r>
+      <w:r>
+        <w:t xml:space="preserve"> </w:t>
+      </w:r>
+      <w:r>
+        <w:t xml:space="preserve">Inoltre, l'architettura integra nativamente gli attributi </w:t>
+      </w:r>
+      <w:r>
+        <w:rPr>
+          <w:i/>
+          <w:iCs/>
+        </w:rPr>
+        <w:t>Accessible Rich Internet Applications</w:t>
+      </w:r>
+      <w:r>
+        <w:rPr>
+          <w:i/>
+          <w:iCs/>
+        </w:rPr>
+        <w:t xml:space="preserve"> (</w:t>
+      </w:r>
+      <w:r>
+        <w:t>WAI</w:t>
+      </w:r>
+      <w:r>
+        <w:rPr>
+          <w:i/>
+          <w:iCs/>
+        </w:rPr>
+        <w:t>-</w:t>
+      </w:r>
+      <w:r>
+        <w:t>ARIA</w:t>
+      </w:r>
+      <w:r>
+        <w:t>)</w:t>
+      </w:r>
+      <w:r>
+        <w:t xml:space="preserve">, </w:t>
+      </w:r>
+      <w:r>
+        <w:t>f</w:t>
+      </w:r>
+      <w:r>
+        <w:t xml:space="preserve">ondamentali per descrivere la semantica delle interfacce e garantire la piena compatibilità con gli </w:t>
+      </w:r>
+      <w:r>
+        <w:rPr>
+          <w:i/>
+          <w:iCs/>
+        </w:rPr>
+        <w:t>screen reader</w:t>
+      </w:r>
+      <w:r>
+        <w:t xml:space="preserve"> e le tecnologie assistive</w:t>
+      </w:r>
+      <w:r>
+        <w:t>.</w:t>
       </w:r>
     </w:p>
     <w:p>
       <w:r>
-        <w:t>Uno dei vantaggi più significativi di questa separazione è la possibilità di raccogliere tutte le regole all'interno di file esterni dotati di estensione .css. Un documento HTML può collegarsi a questi file esterni utilizzando il tag &lt;link&gt; inserito nel suo &lt;head&gt;. Questa tecnica consente a decine o centinaia di pagine web di condividere e puntare al medesimo foglio di stile; di conseguenza, una singola modifica apportata al file CSS si ripercuote istantaneamente sull'intero sito web, facilitando</w:t>
-      </w:r>
-      <w:r>
-        <w:t xml:space="preserve"> </w:t>
-      </w:r>
-      <w:r>
-        <w:t>scalabilità, coerenza visiva e</w:t>
-      </w:r>
-      <w:r>
-        <w:t xml:space="preserve">d </w:t>
-      </w:r>
-      <w:r>
-        <w:t>operazioni di manutenzione.</w:t>
-      </w:r>
-      <w:r>
-        <w:t xml:space="preserve"> </w:t>
+        <w:t xml:space="preserve">In questo panorama, Bootstrap si posiziona come uno dei </w:t>
+      </w:r>
+      <w:r>
+        <w:rPr>
+          <w:i/>
+          <w:iCs/>
+        </w:rPr>
+        <w:t>framework</w:t>
+      </w:r>
+      <w:r>
+        <w:t xml:space="preserve"> </w:t>
+      </w:r>
+      <w:r>
+        <w:rPr>
+          <w:i/>
+          <w:iCs/>
+        </w:rPr>
+        <w:t>frontend</w:t>
+      </w:r>
+      <w:r>
+        <w:t xml:space="preserve"> più completi e diffusi al mondo, concepito per consentire una maggiore rapidità di sviluppo.</w:t>
       </w:r>
     </w:p>
+    <w:p/>
     <w:p/>
     <w:p/>
     <w:p/>
@@ -463,147 +695,225 @@
       </w:pPr>
       <w:r>
         <w:lastRenderedPageBreak/>
-        <w:t>Framework per il Design Responsivo: Bootstrap</w:t>
+        <w:t>Interattività tramite JavaScript:</w:t>
       </w:r>
     </w:p>
     <w:p>
-      <w:r>
-        <w:t xml:space="preserve">L'ambiente in cui il Web viene fruito oggi è estremamente frammentato: i contenuti devono essere visualizzati su schermi di dimensioni diverse, dai grandi monitor desktop ai tablet, fino ai piccoli display degli smartphone, </w:t>
-      </w:r>
-      <w:r>
-        <w:t>nonché su dispositivi assistivi</w:t>
-      </w:r>
-      <w:r>
-        <w:t xml:space="preserve"> o degli schermi televisivi. </w:t>
-      </w:r>
-      <w:r>
-        <w:t xml:space="preserve">La necessità di risolvere questo problema ha imposto </w:t>
-      </w:r>
-      <w:r>
-        <w:t>l'adozione del "Design Responsivo" e di filosofie progettuali come il "</w:t>
-      </w:r>
-      <w:r>
-        <w:rPr>
-          <w:i/>
-          <w:iCs/>
-        </w:rPr>
-        <w:t>Mobile First</w:t>
-      </w:r>
-      <w:r>
-        <w:t xml:space="preserve">", introdotto da </w:t>
-      </w:r>
-      <w:r>
-        <w:t>s</w:t>
-      </w:r>
-      <w:r>
-        <w:t>pecialisti del settore</w:t>
-      </w:r>
-      <w:r>
-        <w:t xml:space="preserve"> </w:t>
-      </w:r>
-      <w:r>
-        <w:t>come Luke Wroblewski, che spingono per ottimizzare i siti web primariamente per i dispositivi mobili prima di adattarli agli schermi più ampi.</w:t>
+      <w:pPr>
+        <w:rPr>
+          <w:u w:val="single"/>
+        </w:rPr>
+      </w:pPr>
+      <w:r>
+        <w:t xml:space="preserve">Se il HTML è la struttura e il CSS è la presentazione, JavaScript è il motore comportamentale del Web. </w:t>
+      </w:r>
+      <w:r>
+        <w:t>JavaScript è un linguaggio di programmazione ad alto livello</w:t>
+      </w:r>
+      <w:r>
+        <w:t>,</w:t>
+      </w:r>
+      <w:r>
+        <w:t xml:space="preserve"> multi-paradigma (supportando stili imperativi, funzionali e orientati agli oggetti)</w:t>
+      </w:r>
+      <w:r>
+        <w:t xml:space="preserve"> </w:t>
+      </w:r>
+      <w:r>
+        <w:t>a tipizzazione dinamica, la cui esecuzione nei moderni motori di rendering avviene tipicamente tramite compilazione Just-In-Time (JIT)</w:t>
+      </w:r>
+      <w:r>
+        <w:t>,</w:t>
+      </w:r>
+      <w:r>
+        <w:t xml:space="preserve"> </w:t>
+      </w:r>
+      <w:r>
+        <w:t>una tecnica che traduce il codice in linguaggio macchina in tempo reale durante l'esecuzione per ottimizzare dinamicamente le prestazioni.</w:t>
+      </w:r>
+      <w:r>
+        <w:rPr>
+          <w:u w:val="single"/>
+        </w:rPr>
+        <w:t xml:space="preserve"> </w:t>
+      </w:r>
+      <w:r>
+        <w:t>Sebbene nato come linguaggio di scripting elementare, si è evoluto nello standard ECMAScript</w:t>
+      </w:r>
+      <w:r>
+        <w:t xml:space="preserve">. </w:t>
+      </w:r>
+      <w:r>
+        <w:t>In particolare, il rilascio di ES6</w:t>
+      </w:r>
+      <w:r>
+        <w:t xml:space="preserve"> nel</w:t>
+      </w:r>
+      <w:r>
+        <w:t xml:space="preserve"> 2015 ha colmato il </w:t>
+      </w:r>
+      <w:r>
+        <w:t>divario</w:t>
+      </w:r>
+      <w:r>
+        <w:t xml:space="preserve"> con i linguaggi di livello </w:t>
+      </w:r>
+      <w:r>
+        <w:rPr>
+          <w:i/>
+          <w:iCs/>
+        </w:rPr>
+        <w:t>enterprise</w:t>
+      </w:r>
+      <w:r>
+        <w:t xml:space="preserve">, </w:t>
+      </w:r>
+      <w:r>
+        <w:t>introducendo il supporto nativo alla programmazione modulare e una sintassi basata su classi per l'ereditarietà, agevolando l'approccio orientato agli oggetti.</w:t>
       </w:r>
     </w:p>
     <w:p>
       <w:r>
-        <w:t xml:space="preserve">L’implementazione di questi paradigmi invece è molto complessa. Sviluppare tali tecnologie da zero, richiede molta precisione ed esperienza da parte dello sviluppatore. Per velocizzare e standardizzare questo processo, vengono ampiamente utilizzati i </w:t>
-      </w:r>
-      <w:r>
-        <w:rPr>
-          <w:i/>
-          <w:iCs/>
-        </w:rPr>
-        <w:t xml:space="preserve">framework, </w:t>
-      </w:r>
-      <w:r>
-        <w:t xml:space="preserve">ovvero insiemi organizzati di librerie, convenzioni e codici. Bootstrap integra nativamente sistemi a griglia e regole flessibili, che traducono </w:t>
-      </w:r>
-      <w:r>
-        <w:t>operativamente i principi del design responsivo, riorganizzando dinamicamente i blocchi di contenuto in base alla larghezza e all'orientamento dello schermo (</w:t>
-      </w:r>
-      <w:r>
-        <w:rPr>
-          <w:i/>
-          <w:iCs/>
-        </w:rPr>
-        <w:t>Viewport</w:t>
-      </w:r>
-      <w:r>
-        <w:t>) del dispositivo.</w:t>
-      </w:r>
-      <w:r>
-        <w:t xml:space="preserve"> </w:t>
+        <w:t>I programmi JavaScript necessitano di un "ambiente host" (</w:t>
+      </w:r>
+      <w:r>
+        <w:rPr>
+          <w:i/>
+          <w:iCs/>
+        </w:rPr>
+        <w:t>host environment</w:t>
+      </w:r>
+      <w:r>
+        <w:t>)</w:t>
+      </w:r>
+      <w:r>
+        <w:t xml:space="preserve"> per interagire con l’esterno, che n</w:t>
+      </w:r>
+      <w:r>
+        <w:t xml:space="preserve">el dominio dello sviluppo </w:t>
+      </w:r>
+      <w:r>
+        <w:rPr>
+          <w:i/>
+          <w:iCs/>
+        </w:rPr>
+        <w:t>frontend</w:t>
+      </w:r>
+      <w:r>
+        <w:t xml:space="preserve">, </w:t>
+      </w:r>
+      <w:r>
+        <w:t>è il</w:t>
+      </w:r>
+      <w:r>
+        <w:t xml:space="preserve"> browser web stesso. Il browser dota JavaScript di svariate API (</w:t>
+      </w:r>
+      <w:r>
+        <w:rPr>
+          <w:i/>
+          <w:iCs/>
+        </w:rPr>
+        <w:t>Application Programming Interface</w:t>
+      </w:r>
+      <w:r>
+        <w:t xml:space="preserve">, interfacce di programmazione esposte all'applicazione). La più importante è il DOM, </w:t>
+      </w:r>
+      <w:r>
+        <w:t>attraverso la quale il linguaggio può ricercare elementi, mutare l'albero dei nodi, inserire o rimuovere tag e modificarne i contenuti.</w:t>
       </w:r>
     </w:p>
     <w:p>
       <w:r>
-        <w:t xml:space="preserve">Oltre alla gestione del display, Bootstrap risolve il problema della frammentazione nell’interpretazione degli standard del codice da parte dei vari browser, dato che ogni browser interpreta gli standard del codice in modo differente. </w:t>
-      </w:r>
-      <w:r>
-        <w:t>Fogli di stile come Normalize.css (integrati in Bootstrap) standardizzano i comportamenti di base di elementi grafici, font e spaziature.</w:t>
-      </w:r>
-      <w:r>
-        <w:t xml:space="preserve"> Inoltre </w:t>
-      </w:r>
-      <w:r>
-        <w:t>integra direttamente i ruoli ARIA, che permettono di</w:t>
-      </w:r>
-      <w:r>
-        <w:t xml:space="preserve"> garantire la compatibilità con lettori di schermo e ausili per disabilità.</w:t>
+        <w:t>JavaScript opera seguendo un'architettura guidata dagli eventi e di tipo asincrono</w:t>
+      </w:r>
+      <w:r>
+        <w:t>. L’applicazione non impegna la CPU in cicli di attesa attiva, ma risponde a stimoli esterni, definiti eventi.</w:t>
+      </w:r>
+      <w:r>
+        <w:t xml:space="preserve"> </w:t>
+      </w:r>
+      <w:r>
+        <w:t>Gli</w:t>
+      </w:r>
+      <w:r>
+        <w:t xml:space="preserve"> eventi</w:t>
+      </w:r>
+      <w:r>
+        <w:t xml:space="preserve"> possono essere azioni compiute dall'utente, come un clic o la pressione di un tasto, oppure risposte inviate da un server. Per rispondere a questi stimoli, gli sviluppatori utilizzano le funzioni di </w:t>
+      </w:r>
+      <w:r>
+        <w:rPr>
+          <w:i/>
+          <w:iCs/>
+        </w:rPr>
+        <w:t>callback</w:t>
+      </w:r>
+      <w:r>
+        <w:t>, ovvero blocchi di istruzioni che vengono attivati dal browser solo nel momento in cui si verifica l'evento a cui sono stati associati</w:t>
+      </w:r>
+      <w:r>
+        <w:t>.</w:t>
+      </w:r>
+      <w:r>
+        <w:t xml:space="preserve"> </w:t>
+      </w:r>
+      <w:r>
+        <w:t xml:space="preserve">Questo </w:t>
+      </w:r>
+      <w:r>
+        <w:t>meccanismo</w:t>
+      </w:r>
+      <w:r>
+        <w:t>, orchestrato dall'interazione tra la coda dei messaggi (</w:t>
+      </w:r>
+      <w:r>
+        <w:rPr>
+          <w:i/>
+          <w:iCs/>
+        </w:rPr>
+        <w:t>callback queue</w:t>
+      </w:r>
+      <w:r>
+        <w:t xml:space="preserve">) </w:t>
+      </w:r>
+      <w:r>
+        <w:t>e l’E</w:t>
+      </w:r>
+      <w:r>
+        <w:t xml:space="preserve">vent </w:t>
+      </w:r>
+      <w:r>
+        <w:t>L</w:t>
+      </w:r>
+      <w:r>
+        <w:t xml:space="preserve">oop, </w:t>
+      </w:r>
+      <w:r>
+        <w:t xml:space="preserve">garantisce la natura non bloccante del linguaggio. Essendo JavaScript un runtime single-threaded, delegare le operazioni asincrone permette di non occupare il </w:t>
+      </w:r>
+      <w:r>
+        <w:t>processo (</w:t>
+      </w:r>
+      <w:r>
+        <w:rPr>
+          <w:i/>
+          <w:iCs/>
+        </w:rPr>
+        <w:t>thread)</w:t>
+      </w:r>
+      <w:r>
+        <w:t xml:space="preserve"> principale, preservando la fluidità del rendering ed evitando colli di bottiglia nell'esperienza utente.</w:t>
+      </w:r>
+      <w:r>
+        <w:t xml:space="preserve"> </w:t>
       </w:r>
     </w:p>
     <w:p>
-      <w:r>
-        <w:t xml:space="preserve">In questo panorama, Bootstrap si posiziona come uno dei </w:t>
-      </w:r>
-      <w:r>
-        <w:rPr>
-          <w:i/>
-          <w:iCs/>
-        </w:rPr>
-        <w:t>framework</w:t>
-      </w:r>
-      <w:r>
-        <w:t xml:space="preserve"> </w:t>
-      </w:r>
-      <w:r>
-        <w:rPr>
-          <w:i/>
-          <w:iCs/>
-        </w:rPr>
-        <w:t>frontend</w:t>
-      </w:r>
-      <w:r>
-        <w:t xml:space="preserve"> più completi e diffusi al mondo, concepito per consentire una maggiore rapidità di sviluppo.</w:t>
-      </w:r>
-    </w:p>
-    <w:p/>
-    <w:p/>
-    <w:p/>
-    <w:p/>
-    <w:p/>
-    <w:p/>
-    <w:p/>
-    <w:p/>
-    <w:p/>
-    <w:p/>
-    <w:p/>
-    <w:p/>
-    <w:p/>
-    <w:p/>
-    <w:p/>
-    <w:p>
-      <w:pPr>
-        <w:pStyle w:val="Titolo2"/>
-        <w:rPr>
-          <w:b/>
-          <w:bCs/>
-        </w:rPr>
-      </w:pPr>
-      <w:r>
-        <w:lastRenderedPageBreak/>
-        <w:t>Interattività tramite JavaScript:</w:t>
+      <w:pPr>
+        <w:pStyle w:val="Titolo3"/>
+      </w:pPr>
+      <w:r>
+        <w:t>Modelli di Comunicazione Asincrona</w:t>
       </w:r>
     </w:p>
     <w:p>
@@ -613,132 +923,163 @@
         </w:rPr>
       </w:pPr>
       <w:r>
-        <w:t xml:space="preserve">Se il HTML è la struttura e il CSS è la presentazione, JavaScript è il motore comportamentale del Web. </w:t>
-      </w:r>
-      <w:r>
-        <w:t>JavaScript è un linguaggio di programmazione ad alto livello</w:t>
-      </w:r>
-      <w:r>
-        <w:t>,</w:t>
-      </w:r>
-      <w:r>
-        <w:t xml:space="preserve"> multi-paradigma (supportando stili imperativi, funzionali e orientati agli oggetti)</w:t>
-      </w:r>
-      <w:r>
-        <w:t xml:space="preserve"> </w:t>
-      </w:r>
-      <w:r>
-        <w:t>a tipizzazione dinamica, la cui esecuzione nei moderni motori di rendering avviene tipicamente tramite compilazione Just-In-Time (JIT).</w:t>
+        <w:t>La comunicazione asincrona</w:t>
+      </w:r>
+      <w:r>
+        <w:t>, storicamente definit</w:t>
+      </w:r>
+      <w:r>
+        <w:t>a</w:t>
+      </w:r>
+      <w:r>
+        <w:t xml:space="preserve"> con l'acronimo AJAX (Asynchronous JavaScript and XML)</w:t>
+      </w:r>
+      <w:r>
+        <w:t>, veniva</w:t>
+      </w:r>
+      <w:r>
+        <w:t xml:space="preserve"> gestita inizialmente tramite callback. Oggigiorno per </w:t>
+      </w:r>
+      <w:r>
+        <w:t>il fenomeno del "callback hell" (ovvero l'eccessivo annidamento delle funzioni di ritorno),</w:t>
+      </w:r>
+      <w:r>
+        <w:t xml:space="preserve"> sono state introdotte le Promise, oggetti che rappresentano </w:t>
+      </w:r>
+      <w:r>
+        <w:t>il risultato futuro e non ancora disponibile di un'operazione</w:t>
+      </w:r>
+      <w:r>
+        <w:t>. Esse permettono di concatenare in modo lineare le richieste tramite fetch e</w:t>
+      </w:r>
+      <w:r>
+        <w:t xml:space="preserve"> consentono</w:t>
+      </w:r>
+      <w:r>
+        <w:t xml:space="preserve"> poi di gestire gli errori in modo centralizzato tramite catch()</w:t>
+      </w:r>
+      <w:r>
+        <w:t xml:space="preserve">, indirizzando i </w:t>
+      </w:r>
+      <w:r>
+        <w:t xml:space="preserve">successi </w:t>
+      </w:r>
+      <w:r>
+        <w:t>attraverso</w:t>
+      </w:r>
+      <w:r>
+        <w:t xml:space="preserve"> then.</w:t>
+      </w:r>
+      <w:r>
+        <w:t xml:space="preserve"> </w:t>
+      </w:r>
+      <w:r>
+        <w:t xml:space="preserve"> </w:t>
+      </w:r>
+      <w:r>
+        <w:t xml:space="preserve">Per gestire le Promise sono stati introdotti le </w:t>
+      </w:r>
+      <w:r>
+        <w:t>parole chiave</w:t>
+      </w:r>
+      <w:r>
+        <w:t xml:space="preserve"> async e await, che permettono di scrivere il codice </w:t>
+      </w:r>
+      <w:r>
+        <w:t>asincrono</w:t>
+      </w:r>
+      <w:r>
+        <w:t xml:space="preserve">, come quello sincrono, </w:t>
+      </w:r>
+      <w:r>
+        <w:t>sfruttando il medesimo modello non bloccante basato sull'Event Loop.</w:t>
+      </w:r>
+      <w:r>
+        <w:t xml:space="preserve"> </w:t>
       </w:r>
     </w:p>
     <w:p>
-      <w:r>
-        <w:t>Sebbene nato come linguaggio di scripting elementare, si è evoluto nello standard ECMAScript</w:t>
-      </w:r>
-      <w:r>
-        <w:t xml:space="preserve">. </w:t>
-      </w:r>
-      <w:r>
-        <w:t xml:space="preserve">In particolare, il rilascio di ES6 (2015) ha colmato il </w:t>
-      </w:r>
-      <w:r>
-        <w:t>divario</w:t>
-      </w:r>
-      <w:r>
-        <w:t xml:space="preserve"> con i linguaggi di livello </w:t>
-      </w:r>
-      <w:r>
-        <w:rPr>
-          <w:i/>
-          <w:iCs/>
-        </w:rPr>
-        <w:t>enterprise</w:t>
-      </w:r>
-      <w:r>
-        <w:t xml:space="preserve">, </w:t>
-      </w:r>
-      <w:r>
-        <w:t>introducendo il supporto nativo alla programmazione modulare e una sintassi basata su classi per l'ereditarietà, agevolando l'approccio orientato agli oggetti.</w:t>
+      <w:pPr>
+        <w:pStyle w:val="Titolo3"/>
+      </w:pPr>
+      <w:r>
+        <w:t>La Libreria jQuery</w:t>
       </w:r>
     </w:p>
     <w:p>
       <w:r>
-        <w:t>I programmi JavaScript necessitano di un "ambiente host" (</w:t>
-      </w:r>
-      <w:r>
-        <w:rPr>
-          <w:i/>
-          <w:iCs/>
-        </w:rPr>
-        <w:t>host environment</w:t>
-      </w:r>
-      <w:r>
-        <w:t>)</w:t>
-      </w:r>
-      <w:r>
-        <w:t xml:space="preserve"> per interagire con l’esterno, che n</w:t>
-      </w:r>
-      <w:r>
-        <w:t xml:space="preserve">el dominio dello sviluppo </w:t>
-      </w:r>
-      <w:r>
-        <w:rPr>
-          <w:i/>
-          <w:iCs/>
-        </w:rPr>
-        <w:t>frontend</w:t>
-      </w:r>
-      <w:r>
-        <w:t xml:space="preserve">, </w:t>
-      </w:r>
-      <w:r>
-        <w:t>è il</w:t>
-      </w:r>
-      <w:r>
-        <w:t xml:space="preserve"> browser web stesso. Il browser dota JavaScript di svariate API (</w:t>
-      </w:r>
-      <w:r>
-        <w:rPr>
-          <w:i/>
-          <w:iCs/>
-        </w:rPr>
-        <w:t>Application Programming Interface</w:t>
-      </w:r>
-      <w:r>
-        <w:t xml:space="preserve">, interfacce di programmazione esposte all'applicazione). La più importante è il DOM, </w:t>
-      </w:r>
-      <w:r>
-        <w:t>attraverso la quale il linguaggio può ricercare elementi, mutare l'albero dei nodi, inserire o rimuovere tag e modificarne i contenuti.</w:t>
+        <w:t>jQuery è una libreria Java</w:t>
+      </w:r>
+      <w:r>
+        <w:t>S</w:t>
+      </w:r>
+      <w:r>
+        <w:t xml:space="preserve">cript compatta progettata per </w:t>
+      </w:r>
+      <w:r>
+        <w:t xml:space="preserve">ottimizzare </w:t>
+      </w:r>
+      <w:r>
+        <w:t>la manipolazione del DOM</w:t>
+      </w:r>
+      <w:r>
+        <w:t xml:space="preserve"> e standardizzare la gestione degli eventi e</w:t>
+      </w:r>
+      <w:r>
+        <w:t xml:space="preserve"> semplificare l'esecuzione delle</w:t>
+      </w:r>
+      <w:r>
+        <w:t xml:space="preserve"> richieste asincrone (</w:t>
+      </w:r>
+      <w:r>
+        <w:t>AJAX</w:t>
+      </w:r>
+      <w:r>
+        <w:t>).</w:t>
       </w:r>
     </w:p>
     <w:p>
       <w:r>
-        <w:t>JavaScript opera seguendo un'architettura guidata dagli eventi e di tipo asincrono</w:t>
-      </w:r>
-      <w:r>
-        <w:t>. L’applicazione non impegna la CPU in cicli di attesa attiva, ma risponde a stimoli esterni, definiti eventi.</w:t>
-      </w:r>
-      <w:r>
-        <w:t xml:space="preserve"> </w:t>
-      </w:r>
-      <w:r>
-        <w:t>Gli</w:t>
-      </w:r>
-      <w:r>
-        <w:t xml:space="preserve"> eventi</w:t>
-      </w:r>
-      <w:r>
-        <w:t xml:space="preserve"> possono essere azioni compiute dall'utente, come un clic o la pressione di un tasto, oppure risposte inviate da un server. Per rispondere a questi stimoli, gli sviluppatori utilizzano le funzioni di </w:t>
-      </w:r>
-      <w:r>
-        <w:rPr>
-          <w:i/>
-          <w:iCs/>
-        </w:rPr>
-        <w:t>callback</w:t>
-      </w:r>
-      <w:r>
-        <w:t>, ovvero blocchi di istruzioni che vengono attivati dal browser solo nel momento in cui si verifica l'evento a cui sono stati associati</w:t>
+        <w:t xml:space="preserve">La gestione delle comunicazioni asincrone </w:t>
+      </w:r>
+      <w:r>
+        <w:t>è</w:t>
+      </w:r>
+      <w:r>
+        <w:t xml:space="preserve"> centralizzata all’interno del metodo jQuery.ajax</w:t>
+      </w:r>
+      <w:r>
+        <w:t xml:space="preserve"> (o dell'alias $.ajax())</w:t>
+      </w:r>
+      <w:r>
+        <w:t xml:space="preserve">, </w:t>
+      </w:r>
+      <w:r>
+        <w:t>il quale</w:t>
+      </w:r>
+      <w:r>
+        <w:t xml:space="preserve"> permette di configurare ed effettuare richeste </w:t>
+      </w:r>
+      <w:r>
+        <w:t>HTTP/</w:t>
+      </w:r>
+      <w:r>
+        <w:t xml:space="preserve">HTTPS personalizzate. </w:t>
+      </w:r>
+      <w:r>
+        <w:t>La libreria dispone inoltre</w:t>
+      </w:r>
+      <w:r>
+        <w:t>di funzioni per i metodi più comuni, come jQuery.get() e jQuery.post() per le chiamate per richiedere e inviare dati al server e jQuery.</w:t>
+      </w:r>
+      <w:r>
+        <w:t>get</w:t>
+      </w:r>
+      <w:r>
+        <w:t xml:space="preserve">JSON() che </w:t>
+      </w:r>
+      <w:r>
+        <w:t>carica e valuta direttamente dati codificati in formato JSON</w:t>
       </w:r>
       <w:r>
         <w:t>.</w:t>
@@ -747,457 +1088,41 @@
         <w:t xml:space="preserve"> </w:t>
       </w:r>
       <w:r>
-        <w:t xml:space="preserve">Questo </w:t>
-      </w:r>
-      <w:r>
-        <w:t>meccanismo</w:t>
-      </w:r>
-      <w:r>
-        <w:t>, orchestrato dall'interazione tra la coda dei messaggi (</w:t>
-      </w:r>
-      <w:r>
-        <w:rPr>
-          <w:i/>
-          <w:iCs/>
-        </w:rPr>
-        <w:t>callback queue</w:t>
-      </w:r>
-      <w:r>
-        <w:t xml:space="preserve">) </w:t>
-      </w:r>
-      <w:r>
-        <w:t>e l’E</w:t>
-      </w:r>
-      <w:r>
-        <w:t xml:space="preserve">vent </w:t>
-      </w:r>
-      <w:r>
-        <w:t>L</w:t>
-      </w:r>
-      <w:r>
-        <w:t xml:space="preserve">oop, </w:t>
-      </w:r>
-      <w:r>
-        <w:t xml:space="preserve">garantisce la natura non bloccante del linguaggio. Essendo JavaScript un runtime single-threaded, delegare le operazioni asincrone permette di non occupare il </w:t>
-      </w:r>
-      <w:r>
-        <w:t>processo (</w:t>
-      </w:r>
-      <w:r>
-        <w:rPr>
-          <w:i/>
-          <w:iCs/>
-        </w:rPr>
-        <w:t>thread)</w:t>
-      </w:r>
-      <w:r>
-        <w:t xml:space="preserve"> principale, preservando la fluidità del rendering ed evitando colli di bottiglia nell'esperienza utente.</w:t>
-      </w:r>
-      <w:r>
-        <w:t xml:space="preserve"> </w:t>
+        <w:t>Per la gestione del flusso asincrono</w:t>
+      </w:r>
+      <w:r>
+        <w:t xml:space="preserve">, </w:t>
+      </w:r>
+      <w:r>
+        <w:t xml:space="preserve">jQuery </w:t>
+      </w:r>
+      <w:r>
+        <w:t xml:space="preserve">implementa inoltre un proprio modello </w:t>
+      </w:r>
+      <w:r>
+        <w:t>affine allo stantard delle</w:t>
+      </w:r>
+      <w:r>
+        <w:t xml:space="preserve"> Promise attraverso l’oggetto jQuery.Deferred(), che fornisce </w:t>
+      </w:r>
+      <w:r>
+        <w:lastRenderedPageBreak/>
+        <w:t xml:space="preserve">metodi concatenabili come .done() </w:t>
+      </w:r>
+      <w:r>
+        <w:t>per il successo, .fail() per gli errori e .then() per registrare le callback in modo flessibile</w:t>
+      </w:r>
+      <w:r>
+        <w:t xml:space="preserve">. </w:t>
       </w:r>
     </w:p>
     <w:p>
       <w:pPr>
-        <w:pStyle w:val="Titolo3"/>
-      </w:pPr>
-      <w:r>
-        <w:t>Modelli di Comunicazione Asincrona</w:t>
-      </w:r>
-    </w:p>
-    <w:p>
-      <w:pPr>
         <w:rPr>
           <w:u w:val="single"/>
         </w:rPr>
       </w:pPr>
       <w:r>
-        <w:t>La comunicazione asincrona</w:t>
-      </w:r>
-      <w:r>
-        <w:t>, storicamente definit</w:t>
-      </w:r>
-      <w:r>
-        <w:t>a</w:t>
-      </w:r>
-      <w:r>
-        <w:t xml:space="preserve"> con l'acronimo AJAX (</w:t>
-      </w:r>
-      <w:proofErr w:type="spellStart"/>
-      <w:r>
-        <w:t>Asynchronous</w:t>
-      </w:r>
-      <w:proofErr w:type="spellEnd"/>
-      <w:r>
-        <w:t xml:space="preserve"> JavaScript and XML)</w:t>
-      </w:r>
-      <w:r>
-        <w:t>, veniva</w:t>
-      </w:r>
-      <w:r>
-        <w:t xml:space="preserve"> gestita inizialmente tramite </w:t>
-      </w:r>
-      <w:proofErr w:type="spellStart"/>
-      <w:r>
-        <w:t>callback</w:t>
-      </w:r>
-      <w:proofErr w:type="spellEnd"/>
-      <w:r>
-        <w:t xml:space="preserve">. Oggigiorno per </w:t>
-      </w:r>
-      <w:r>
-        <w:t>il fenomeno del "</w:t>
-      </w:r>
-      <w:proofErr w:type="spellStart"/>
-      <w:r>
-        <w:t>callback</w:t>
-      </w:r>
-      <w:proofErr w:type="spellEnd"/>
-      <w:r>
-        <w:t xml:space="preserve"> </w:t>
-      </w:r>
-      <w:proofErr w:type="spellStart"/>
-      <w:r>
-        <w:t>hell</w:t>
-      </w:r>
-      <w:proofErr w:type="spellEnd"/>
-      <w:r>
-        <w:t>" (ovvero l'eccessivo annidamento delle funzioni di ritorno),</w:t>
-      </w:r>
-      <w:r>
-        <w:t xml:space="preserve"> sono state introdotte le Promise, oggetti che rappresentano </w:t>
-      </w:r>
-      <w:r>
-        <w:t>il risultato futuro e non ancora disponibile di un'operazione</w:t>
-      </w:r>
-      <w:r>
-        <w:t>. Esse permettono di concatenare in modo lineare le richieste tramite fetch e</w:t>
-      </w:r>
-      <w:r>
-        <w:t xml:space="preserve"> consentono</w:t>
-      </w:r>
-      <w:r>
-        <w:t xml:space="preserve"> poi di gestire gli errori in modo centralizzato tramite </w:t>
-      </w:r>
-      <w:proofErr w:type="gramStart"/>
-      <w:r>
-        <w:t>catch(</w:t>
-      </w:r>
-      <w:proofErr w:type="gramEnd"/>
-      <w:r>
-        <w:t>)</w:t>
-      </w:r>
-      <w:r>
-        <w:t xml:space="preserve">, indirizzando i </w:t>
-      </w:r>
-      <w:r>
-        <w:t xml:space="preserve">successi </w:t>
-      </w:r>
-      <w:r>
-        <w:t>attraverso</w:t>
-      </w:r>
-      <w:r>
-        <w:t xml:space="preserve"> </w:t>
-      </w:r>
-      <w:proofErr w:type="spellStart"/>
-      <w:r>
-        <w:t>then</w:t>
-      </w:r>
-      <w:proofErr w:type="spellEnd"/>
-      <w:r>
-        <w:t>.</w:t>
-      </w:r>
-      <w:r>
-        <w:t xml:space="preserve"> </w:t>
-      </w:r>
-      <w:r>
-        <w:t xml:space="preserve"> </w:t>
-      </w:r>
-    </w:p>
-    <w:p>
-      <w:r>
-        <w:t xml:space="preserve">Per gestire le Promise sono stati introdotti le </w:t>
-      </w:r>
-      <w:r>
-        <w:t>parole chiave</w:t>
-      </w:r>
-      <w:r>
-        <w:t xml:space="preserve"> </w:t>
-      </w:r>
-      <w:proofErr w:type="spellStart"/>
-      <w:r>
-        <w:t>async</w:t>
-      </w:r>
-      <w:proofErr w:type="spellEnd"/>
-      <w:r>
-        <w:t xml:space="preserve"> e </w:t>
-      </w:r>
-      <w:proofErr w:type="spellStart"/>
-      <w:r>
-        <w:t>await</w:t>
-      </w:r>
-      <w:proofErr w:type="spellEnd"/>
-      <w:r>
-        <w:t xml:space="preserve">, che permettono di scrivere il codice </w:t>
-      </w:r>
-      <w:r>
-        <w:t>asincrono</w:t>
-      </w:r>
-      <w:r>
-        <w:t xml:space="preserve">, come quello sincrono, </w:t>
-      </w:r>
-      <w:r>
-        <w:t>sfruttando il medesimo modello non bloccante basato sull'Event Loop.</w:t>
-      </w:r>
-      <w:r>
-        <w:t xml:space="preserve"> </w:t>
-      </w:r>
-    </w:p>
-    <w:p>
-      <w:pPr>
-        <w:pStyle w:val="Titolo3"/>
-      </w:pPr>
-      <w:r>
-        <w:t>La Libreria jQuery</w:t>
-      </w:r>
-    </w:p>
-    <w:p>
-      <w:r>
-        <w:t>jQuery è una libreria Java</w:t>
-      </w:r>
-      <w:r>
-        <w:t>S</w:t>
-      </w:r>
-      <w:r>
-        <w:t xml:space="preserve">cript compatta progettata per </w:t>
-      </w:r>
-      <w:r>
-        <w:t xml:space="preserve">ottimizzare </w:t>
-      </w:r>
-      <w:r>
-        <w:t>la manipolazione del DOM</w:t>
-      </w:r>
-      <w:r>
-        <w:t xml:space="preserve"> e standardizzare la gestione degli eventi e</w:t>
-      </w:r>
-      <w:r>
-        <w:t xml:space="preserve"> </w:t>
-      </w:r>
-      <w:r>
-        <w:t>semplificare l'esecuzione delle</w:t>
-      </w:r>
-      <w:r>
-        <w:t xml:space="preserve"> richieste asincrone (</w:t>
-      </w:r>
-      <w:r>
-        <w:t>AJAX</w:t>
-      </w:r>
-      <w:r>
-        <w:t>).</w:t>
-      </w:r>
-    </w:p>
-    <w:p>
-      <w:r>
-        <w:t xml:space="preserve">La gestione delle comunicazioni asincrone </w:t>
-      </w:r>
-      <w:r>
-        <w:t>è</w:t>
-      </w:r>
-      <w:r>
-        <w:t xml:space="preserve"> centralizzata all’interno del metodo </w:t>
-      </w:r>
-      <w:proofErr w:type="spellStart"/>
-      <w:r>
-        <w:t>jQuery.ajax</w:t>
-      </w:r>
-      <w:proofErr w:type="spellEnd"/>
-      <w:r>
-        <w:t xml:space="preserve"> </w:t>
-      </w:r>
-      <w:r>
-        <w:t xml:space="preserve">(o dell'alias </w:t>
-      </w:r>
-      <w:proofErr w:type="gramStart"/>
-      <w:r>
-        <w:t>$.</w:t>
-      </w:r>
-      <w:proofErr w:type="spellStart"/>
-      <w:r>
-        <w:t>ajax</w:t>
-      </w:r>
-      <w:proofErr w:type="spellEnd"/>
-      <w:proofErr w:type="gramEnd"/>
-      <w:r>
-        <w:t>())</w:t>
-      </w:r>
-      <w:r>
-        <w:t xml:space="preserve">, </w:t>
-      </w:r>
-      <w:r>
-        <w:t>il quale</w:t>
-      </w:r>
-      <w:r>
-        <w:t xml:space="preserve"> permette di configurare ed effettuare richeste </w:t>
-      </w:r>
-      <w:r>
-        <w:t>HTTP/</w:t>
-      </w:r>
-      <w:r>
-        <w:t xml:space="preserve">HTTPS personalizzate. </w:t>
-      </w:r>
-      <w:r>
-        <w:t xml:space="preserve">La libreria dispone </w:t>
-      </w:r>
-      <w:proofErr w:type="spellStart"/>
-      <w:r>
-        <w:t>inoltre</w:t>
-      </w:r>
-      <w:r>
-        <w:t>di</w:t>
-      </w:r>
-      <w:proofErr w:type="spellEnd"/>
-      <w:r>
-        <w:t xml:space="preserve"> funzioni per i metodi più comuni, come </w:t>
-      </w:r>
-      <w:proofErr w:type="gramStart"/>
-      <w:r>
-        <w:t>jQuery.get(</w:t>
-      </w:r>
-      <w:proofErr w:type="gramEnd"/>
-      <w:r>
-        <w:t xml:space="preserve">) e </w:t>
-      </w:r>
-      <w:proofErr w:type="gramStart"/>
-      <w:r>
-        <w:t>jQuery.post(</w:t>
-      </w:r>
-      <w:proofErr w:type="gramEnd"/>
-      <w:r>
-        <w:t xml:space="preserve">) per le chiamate per richiedere e inviare dati al server e </w:t>
-      </w:r>
-      <w:proofErr w:type="spellStart"/>
-      <w:r>
-        <w:t>jQuery.</w:t>
-      </w:r>
-      <w:r>
-        <w:t>get</w:t>
-      </w:r>
-      <w:r>
-        <w:t>JSON</w:t>
-      </w:r>
-      <w:proofErr w:type="spellEnd"/>
-      <w:r>
-        <w:t xml:space="preserve">() che </w:t>
-      </w:r>
-      <w:r>
-        <w:t>carica e valuta direttamente dati codificati in formato JSON</w:t>
-      </w:r>
-      <w:r>
-        <w:t>.</w:t>
-      </w:r>
-    </w:p>
-    <w:p>
-      <w:r>
-        <w:lastRenderedPageBreak/>
-        <w:t>Per la gestione del flusso asincrono</w:t>
-      </w:r>
-      <w:r>
-        <w:t xml:space="preserve">, </w:t>
-      </w:r>
-      <w:proofErr w:type="spellStart"/>
-      <w:r>
-        <w:t>jQuery</w:t>
-      </w:r>
-      <w:proofErr w:type="spellEnd"/>
-      <w:r>
-        <w:t xml:space="preserve"> </w:t>
-      </w:r>
-      <w:r>
-        <w:t xml:space="preserve">implementa inoltre un proprio modello </w:t>
-      </w:r>
-      <w:r>
-        <w:t xml:space="preserve">affine allo </w:t>
-      </w:r>
-      <w:proofErr w:type="spellStart"/>
-      <w:r>
-        <w:t>stantard</w:t>
-      </w:r>
-      <w:proofErr w:type="spellEnd"/>
-      <w:r>
-        <w:t xml:space="preserve"> delle</w:t>
-      </w:r>
-      <w:r>
-        <w:t xml:space="preserve"> Promise attraverso l’oggetto </w:t>
-      </w:r>
-      <w:proofErr w:type="spellStart"/>
-      <w:r>
-        <w:t>jQuery.Deferred</w:t>
-      </w:r>
-      <w:proofErr w:type="spellEnd"/>
-      <w:r>
-        <w:t xml:space="preserve">(), che fornisce metodi concatenabili </w:t>
-      </w:r>
-      <w:proofErr w:type="gramStart"/>
-      <w:r>
-        <w:t>come .</w:t>
-      </w:r>
-      <w:proofErr w:type="spellStart"/>
-      <w:r>
-        <w:t>done</w:t>
-      </w:r>
-      <w:proofErr w:type="spellEnd"/>
-      <w:proofErr w:type="gramEnd"/>
-      <w:r>
-        <w:t xml:space="preserve">() </w:t>
-      </w:r>
-      <w:r>
-        <w:t>(per il successo)</w:t>
-      </w:r>
-      <w:proofErr w:type="gramStart"/>
-      <w:r>
-        <w:t>, .</w:t>
-      </w:r>
-      <w:proofErr w:type="spellStart"/>
-      <w:r>
-        <w:t>fail</w:t>
-      </w:r>
-      <w:proofErr w:type="spellEnd"/>
-      <w:proofErr w:type="gramEnd"/>
-      <w:r>
-        <w:t xml:space="preserve">() (per gli errori) </w:t>
-      </w:r>
-      <w:proofErr w:type="gramStart"/>
-      <w:r>
-        <w:t>e .</w:t>
-      </w:r>
-      <w:proofErr w:type="spellStart"/>
-      <w:r>
-        <w:t>then</w:t>
-      </w:r>
-      <w:proofErr w:type="spellEnd"/>
-      <w:proofErr w:type="gramEnd"/>
-      <w:r>
-        <w:t xml:space="preserve">() per registrare le </w:t>
-      </w:r>
-      <w:proofErr w:type="spellStart"/>
-      <w:r>
-        <w:t>callback</w:t>
-      </w:r>
-      <w:proofErr w:type="spellEnd"/>
-      <w:r>
-        <w:t xml:space="preserve"> in modo flessibile</w:t>
-      </w:r>
-      <w:r>
-        <w:t xml:space="preserve">. </w:t>
-      </w:r>
-    </w:p>
-    <w:p>
-      <w:pPr>
-        <w:rPr>
-          <w:u w:val="single"/>
-        </w:rPr>
-      </w:pPr>
-      <w:r>
         <w:t xml:space="preserve">L’adozione di questa architettura </w:t>
       </w:r>
       <w:r>
@@ -1210,26 +1135,10 @@
         <w:t>dei</w:t>
       </w:r>
       <w:r>
-        <w:t xml:space="preserve"> messaggi in JSON verso il </w:t>
-      </w:r>
-      <w:proofErr w:type="spellStart"/>
-      <w:r>
-        <w:t>backend</w:t>
-      </w:r>
-      <w:proofErr w:type="spellEnd"/>
-      <w:r>
-        <w:t>, ponendosi</w:t>
-      </w:r>
-      <w:r>
-        <w:t xml:space="preserve"> come uno strato di transizione ideale prima che la richiesta venga presa in carico dai sistemi di </w:t>
-      </w:r>
-      <w:proofErr w:type="spellStart"/>
-      <w:r>
-        <w:t>routing</w:t>
-      </w:r>
-      <w:proofErr w:type="spellEnd"/>
-      <w:r>
-        <w:t xml:space="preserve"> lato server.</w:t>
+        <w:t xml:space="preserve"> messaggi in JSON verso il backend, ponendosi</w:t>
+      </w:r>
+      <w:r>
+        <w:t xml:space="preserve"> come uno strato di transizione ideale prima che la richiesta venga presa in carico dai sistemi di routing lato server.</w:t>
       </w:r>
     </w:p>
     <w:p/>

--- a/Evoluzione del Web e Tecnologie Client.docx
+++ b/Evoluzione del Web e Tecnologie Client.docx
@@ -40,12 +40,21 @@
       <w:r>
         <w:t xml:space="preserve">Il </w:t>
       </w:r>
-      <w:r>
-        <w:rPr>
-          <w:i/>
-          <w:iCs/>
-        </w:rPr>
-        <w:t xml:space="preserve">Hypertext Markup Language (HTML) </w:t>
+      <w:proofErr w:type="spellStart"/>
+      <w:r>
+        <w:rPr>
+          <w:i/>
+          <w:iCs/>
+        </w:rPr>
+        <w:t>Hypertext</w:t>
+      </w:r>
+      <w:proofErr w:type="spellEnd"/>
+      <w:r>
+        <w:rPr>
+          <w:i/>
+          <w:iCs/>
+        </w:rPr>
+        <w:t xml:space="preserve"> Markup Language (HTML) </w:t>
       </w:r>
       <w:r>
         <w:t xml:space="preserve">è il componente fondamentale del Web, </w:t>
@@ -78,10 +87,7 @@
         <w:t xml:space="preserve">contraddistinta da differenti fasi che corrispondono a </w:t>
       </w:r>
       <w:r>
-        <w:t>rilasci statici e definiti</w:t>
-      </w:r>
-      <w:r>
-        <w:t xml:space="preserve"> </w:t>
+        <w:t xml:space="preserve">rilasci statici e definiti </w:t>
       </w:r>
       <w:r>
         <w:t xml:space="preserve">(come l'HTML4 o l'XHTML), </w:t>
@@ -119,7 +125,23 @@
           <w:i/>
           <w:iCs/>
         </w:rPr>
-        <w:t>Web Hypertext Application Technology Working Group</w:t>
+        <w:t xml:space="preserve">Web </w:t>
+      </w:r>
+      <w:proofErr w:type="spellStart"/>
+      <w:r>
+        <w:rPr>
+          <w:i/>
+          <w:iCs/>
+        </w:rPr>
+        <w:t>Hypertext</w:t>
+      </w:r>
+      <w:proofErr w:type="spellEnd"/>
+      <w:r>
+        <w:rPr>
+          <w:i/>
+          <w:iCs/>
+        </w:rPr>
+        <w:t xml:space="preserve"> Application Technology Working Group</w:t>
       </w:r>
       <w:r>
         <w:t>)</w:t>
@@ -142,6 +164,7 @@
       <w:r>
         <w:t xml:space="preserve">Alla base c’è il concetto di </w:t>
       </w:r>
+      <w:proofErr w:type="spellStart"/>
       <w:r>
         <w:rPr>
           <w:i/>
@@ -149,6 +172,7 @@
         </w:rPr>
         <w:t>Hypertext</w:t>
       </w:r>
+      <w:proofErr w:type="spellEnd"/>
       <w:r>
         <w:rPr>
           <w:i/>
@@ -303,12 +327,21 @@
       <w:r>
         <w:t xml:space="preserve">Quando un browser riceve un documento HTML, ne genera una rappresentazione interna denominata </w:t>
       </w:r>
-      <w:r>
-        <w:rPr>
-          <w:i/>
-          <w:iCs/>
-        </w:rPr>
-        <w:t xml:space="preserve">Document Object Model </w:t>
+      <w:proofErr w:type="spellStart"/>
+      <w:r>
+        <w:rPr>
+          <w:i/>
+          <w:iCs/>
+        </w:rPr>
+        <w:t>Document</w:t>
+      </w:r>
+      <w:proofErr w:type="spellEnd"/>
+      <w:r>
+        <w:rPr>
+          <w:i/>
+          <w:iCs/>
+        </w:rPr>
+        <w:t xml:space="preserve"> Object Model </w:t>
       </w:r>
       <w:r>
         <w:t>(</w:t>
@@ -398,7 +431,23 @@
           <w:i/>
           <w:iCs/>
         </w:rPr>
-        <w:t xml:space="preserve"> Cascading Style Sheets</w:t>
+        <w:t xml:space="preserve"> </w:t>
+      </w:r>
+      <w:proofErr w:type="spellStart"/>
+      <w:r>
+        <w:rPr>
+          <w:i/>
+          <w:iCs/>
+        </w:rPr>
+        <w:t>Cascading</w:t>
+      </w:r>
+      <w:proofErr w:type="spellEnd"/>
+      <w:r>
+        <w:rPr>
+          <w:i/>
+          <w:iCs/>
+        </w:rPr>
+        <w:t xml:space="preserve"> Style Sheets</w:t>
       </w:r>
       <w:r>
         <w:t xml:space="preserve"> (CSS) rappresentano il linguaggio dedicato esclusivamente alla formattazione e</w:t>
@@ -424,6 +473,7 @@
       <w:r>
         <w:t xml:space="preserve">, permettendo di definire in modo totalmente indipendente e granulare dettagli cruciali come i colori, la tipografia, gli spazi (margini e </w:t>
       </w:r>
+      <w:proofErr w:type="spellStart"/>
       <w:r>
         <w:rPr>
           <w:i/>
@@ -431,6 +481,7 @@
         </w:rPr>
         <w:t>padding</w:t>
       </w:r>
+      <w:proofErr w:type="spellEnd"/>
       <w:r>
         <w:t>) e la disposizione degli elementi sullo schermo</w:t>
       </w:r>
@@ -440,7 +491,19 @@
     </w:p>
     <w:p>
       <w:r>
-        <w:t>Il linguaggio CSS si organizza attraverso un sistema di regole che collegano gli elementi di una pagina web al loro aspetto estetico. Ogni regola inizia con un selettore, ovvero il termine che indica al browser quali parti del testo o della pagina devono essere modificate. Dopo il selettore si trova la dichiarazione, scritta tra parentesi graffe, che contiene i dettagli pratici dello stile. Questa si divide a sua volta in una proprietà, che sceglie la caratteristica da cambiare come il colore o la grandezza, e in un valore, che stabilisce la modifica effettiva. Per rendere il lavoro più veloce e il codice più pulito, è possibile unire più selettori insieme in modo da assegnare lo stesso stile a diversi elementi contemporaneamente con un'unica istruzione.</w:t>
+        <w:t>Il linguaggio CSS si organizza attraverso un sistema di regole che collegano gli elementi di una pagina web al loro aspetto estetico. Ogni regola inizia con un selettore, ovvero il termine che indica al browser quali parti del testo o della pagina devono essere modificate. Dopo il selettore si trova la dichiarazione, scritta tra parentesi graffe, che contiene i dettagli pratici dello stile. Questa si divide a sua volta in una proprietà, che sceglie la caratteristica da cambiare come il colore o la grandezza, e in un valore, che stabilisce la modifica effettiva. Per rendere il lavoro più veloce e il codice più pulito, è possibile unire più selettori insieme in modo da assegnare lo stesso stile a diversi elementi contemporaneamente con un'unica istruzione</w:t>
+      </w:r>
+      <w:r>
+        <w:t>,</w:t>
+      </w:r>
+      <w:r>
+        <w:t xml:space="preserve"> </w:t>
+      </w:r>
+      <w:r>
+        <w:t>come illustrato nell'esempio in Figura</w:t>
+      </w:r>
+      <w:r>
+        <w:t>.</w:t>
       </w:r>
       <w:r>
         <w:t xml:space="preserve"> </w:t>
@@ -448,16 +511,21 @@
     </w:p>
     <w:p>
       <w:r>
-        <w:t>U</w:t>
-      </w:r>
-      <w:r>
-        <w:t>n vantaggio architetturale fondamentale del CSS</w:t>
-      </w:r>
-      <w:r>
-        <w:t xml:space="preserve"> </w:t>
-      </w:r>
-      <w:r>
-        <w:t>è la possibilità di raccogliere tutte le regole all'interno di file esterni dotati di estensione .css. Un documento HTML può collegarsi a questi file esterni utilizzando il tag &lt;link&gt; inserito nel suo &lt;head&gt;. Questa tecnica consente a decine o centinaia di pagine web di condividere e puntare al medesimo foglio di stile; di conseguenza, una singola modifica apportata al file CSS si ripercuote istantaneamente sull'intero sito web, facilitando</w:t>
+        <w:t>Un vantaggio architetturale fondamentale del CSS</w:t>
+      </w:r>
+      <w:r>
+        <w:t xml:space="preserve"> </w:t>
+      </w:r>
+      <w:r>
+        <w:t>è la possibilità di raccogliere tutte le regole all'interno di file esterni dotati di estensione .</w:t>
+      </w:r>
+      <w:proofErr w:type="spellStart"/>
+      <w:r>
+        <w:t>css</w:t>
+      </w:r>
+      <w:proofErr w:type="spellEnd"/>
+      <w:r>
+        <w:t>. Un documento HTML può collegarsi a questi file esterni utilizzando il tag &lt;link&gt; inserito nel suo &lt;head&gt;. Questa tecnica consente a decine o centinaia di pagine web di condividere e puntare al medesimo foglio di stile; di conseguenza, una singola modifica apportata al file CSS si ripercuote istantaneamente sull'intero sito web, facilitando</w:t>
       </w:r>
       <w:r>
         <w:t xml:space="preserve"> </w:t>
@@ -565,6 +633,7 @@
       <w:r>
         <w:t>operativamente i principi del design responsivo, riorganizzando dinamicamente i blocchi di contenuto in base alla larghezza e all'orientamento dello schermo (</w:t>
       </w:r>
+      <w:proofErr w:type="spellStart"/>
       <w:r>
         <w:rPr>
           <w:i/>
@@ -572,6 +641,7 @@
         </w:rPr>
         <w:t>Viewport</w:t>
       </w:r>
+      <w:proofErr w:type="spellEnd"/>
       <w:r>
         <w:t>) del dispositivo.</w:t>
       </w:r>
@@ -592,12 +662,21 @@
       <w:r>
         <w:t xml:space="preserve">Inoltre, l'architettura integra nativamente gli attributi </w:t>
       </w:r>
-      <w:r>
-        <w:rPr>
-          <w:i/>
-          <w:iCs/>
-        </w:rPr>
-        <w:t>Accessible Rich Internet Applications</w:t>
+      <w:proofErr w:type="spellStart"/>
+      <w:r>
+        <w:rPr>
+          <w:i/>
+          <w:iCs/>
+        </w:rPr>
+        <w:t>Accessible</w:t>
+      </w:r>
+      <w:proofErr w:type="spellEnd"/>
+      <w:r>
+        <w:rPr>
+          <w:i/>
+          <w:iCs/>
+        </w:rPr>
+        <w:t xml:space="preserve"> Rich Internet Applications</w:t>
       </w:r>
       <w:r>
         <w:rPr>
@@ -659,6 +738,7 @@
       <w:r>
         <w:t xml:space="preserve"> </w:t>
       </w:r>
+      <w:proofErr w:type="spellStart"/>
       <w:r>
         <w:rPr>
           <w:i/>
@@ -666,6 +746,7 @@
         </w:rPr>
         <w:t>frontend</w:t>
       </w:r>
+      <w:proofErr w:type="spellEnd"/>
       <w:r>
         <w:t xml:space="preserve"> più completi e diffusi al mondo, concepito per consentire una maggiore rapidità di sviluppo.</w:t>
       </w:r>
@@ -726,10 +807,7 @@
         <w:t>,</w:t>
       </w:r>
       <w:r>
-        <w:t xml:space="preserve"> </w:t>
-      </w:r>
-      <w:r>
-        <w:t>una tecnica che traduce il codice in linguaggio macchina in tempo reale durante l'esecuzione per ottimizzare dinamicamente le prestazioni.</w:t>
+        <w:t xml:space="preserve"> una tecnica che traduce il codice in linguaggio macchina in tempo reale durante l'esecuzione per ottimizzare dinamicamente le prestazioni.</w:t>
       </w:r>
       <w:r>
         <w:rPr>
@@ -738,8 +816,13 @@
         <w:t xml:space="preserve"> </w:t>
       </w:r>
       <w:r>
-        <w:t>Sebbene nato come linguaggio di scripting elementare, si è evoluto nello standard ECMAScript</w:t>
-      </w:r>
+        <w:t xml:space="preserve">Sebbene nato come linguaggio di scripting elementare, si è evoluto nello standard </w:t>
+      </w:r>
+      <w:proofErr w:type="spellStart"/>
+      <w:r>
+        <w:t>ECMAScript</w:t>
+      </w:r>
+      <w:proofErr w:type="spellEnd"/>
       <w:r>
         <w:t xml:space="preserve">. </w:t>
       </w:r>
@@ -758,6 +841,7 @@
       <w:r>
         <w:t xml:space="preserve"> con i linguaggi di livello </w:t>
       </w:r>
+      <w:proofErr w:type="spellStart"/>
       <w:r>
         <w:rPr>
           <w:i/>
@@ -765,6 +849,7 @@
         </w:rPr>
         <w:t>enterprise</w:t>
       </w:r>
+      <w:proofErr w:type="spellEnd"/>
       <w:r>
         <w:t xml:space="preserve">, </w:t>
       </w:r>
@@ -774,15 +859,41 @@
     </w:p>
     <w:p>
       <w:r>
-        <w:t>I programmi JavaScript necessitano di un "ambiente host" (</w:t>
-      </w:r>
-      <w:r>
-        <w:rPr>
-          <w:i/>
-          <w:iCs/>
-        </w:rPr>
-        <w:t>host environment</w:t>
-      </w:r>
+        <w:t xml:space="preserve">I programmi JavaScript necessitano di un "ambiente </w:t>
+      </w:r>
+      <w:proofErr w:type="spellStart"/>
+      <w:r>
+        <w:t>host</w:t>
+      </w:r>
+      <w:proofErr w:type="spellEnd"/>
+      <w:r>
+        <w:t>" (</w:t>
+      </w:r>
+      <w:proofErr w:type="spellStart"/>
+      <w:r>
+        <w:rPr>
+          <w:i/>
+          <w:iCs/>
+        </w:rPr>
+        <w:t>host</w:t>
+      </w:r>
+      <w:proofErr w:type="spellEnd"/>
+      <w:r>
+        <w:rPr>
+          <w:i/>
+          <w:iCs/>
+        </w:rPr>
+        <w:t xml:space="preserve"> </w:t>
+      </w:r>
+      <w:proofErr w:type="spellStart"/>
+      <w:r>
+        <w:rPr>
+          <w:i/>
+          <w:iCs/>
+        </w:rPr>
+        <w:t>environment</w:t>
+      </w:r>
+      <w:proofErr w:type="spellEnd"/>
       <w:r>
         <w:t>)</w:t>
       </w:r>
@@ -792,6 +903,7 @@
       <w:r>
         <w:t xml:space="preserve">el dominio dello sviluppo </w:t>
       </w:r>
+      <w:proofErr w:type="spellStart"/>
       <w:r>
         <w:rPr>
           <w:i/>
@@ -799,6 +911,7 @@
         </w:rPr>
         <w:t>frontend</w:t>
       </w:r>
+      <w:proofErr w:type="spellEnd"/>
       <w:r>
         <w:t xml:space="preserve">, </w:t>
       </w:r>
@@ -841,6 +954,7 @@
       <w:r>
         <w:t xml:space="preserve"> possono essere azioni compiute dall'utente, come un clic o la pressione di un tasto, oppure risposte inviate da un server. Per rispondere a questi stimoli, gli sviluppatori utilizzano le funzioni di </w:t>
       </w:r>
+      <w:proofErr w:type="spellStart"/>
       <w:r>
         <w:rPr>
           <w:i/>
@@ -848,6 +962,7 @@
         </w:rPr>
         <w:t>callback</w:t>
       </w:r>
+      <w:proofErr w:type="spellEnd"/>
       <w:r>
         <w:t>, ovvero blocchi di istruzioni che vengono attivati dal browser solo nel momento in cui si verifica l'evento a cui sono stati associati</w:t>
       </w:r>
@@ -866,13 +981,31 @@
       <w:r>
         <w:t>, orchestrato dall'interazione tra la coda dei messaggi (</w:t>
       </w:r>
-      <w:r>
-        <w:rPr>
-          <w:i/>
-          <w:iCs/>
-        </w:rPr>
-        <w:t>callback queue</w:t>
-      </w:r>
+      <w:proofErr w:type="spellStart"/>
+      <w:r>
+        <w:rPr>
+          <w:i/>
+          <w:iCs/>
+        </w:rPr>
+        <w:t>callback</w:t>
+      </w:r>
+      <w:proofErr w:type="spellEnd"/>
+      <w:r>
+        <w:rPr>
+          <w:i/>
+          <w:iCs/>
+        </w:rPr>
+        <w:t xml:space="preserve"> </w:t>
+      </w:r>
+      <w:proofErr w:type="spellStart"/>
+      <w:r>
+        <w:rPr>
+          <w:i/>
+          <w:iCs/>
+        </w:rPr>
+        <w:t>queue</w:t>
+      </w:r>
+      <w:proofErr w:type="spellEnd"/>
       <w:r>
         <w:t xml:space="preserve">) </w:t>
       </w:r>
@@ -889,17 +1022,42 @@
         <w:t xml:space="preserve">oop, </w:t>
       </w:r>
       <w:r>
-        <w:t xml:space="preserve">garantisce la natura non bloccante del linguaggio. Essendo JavaScript un runtime single-threaded, delegare le operazioni asincrone permette di non occupare il </w:t>
+        <w:t xml:space="preserve">garantisce la natura non bloccante del linguaggio. Essendo JavaScript un </w:t>
+      </w:r>
+      <w:proofErr w:type="spellStart"/>
+      <w:r>
+        <w:t>runtime</w:t>
+      </w:r>
+      <w:proofErr w:type="spellEnd"/>
+      <w:r>
+        <w:t xml:space="preserve"> single-</w:t>
+      </w:r>
+      <w:proofErr w:type="spellStart"/>
+      <w:r>
+        <w:t>threaded</w:t>
+      </w:r>
+      <w:proofErr w:type="spellEnd"/>
+      <w:r>
+        <w:t xml:space="preserve">, delegare le operazioni asincrone permette di non occupare il </w:t>
       </w:r>
       <w:r>
         <w:t>processo (</w:t>
       </w:r>
-      <w:r>
-        <w:rPr>
-          <w:i/>
-          <w:iCs/>
-        </w:rPr>
-        <w:t>thread)</w:t>
+      <w:proofErr w:type="spellStart"/>
+      <w:r>
+        <w:rPr>
+          <w:i/>
+          <w:iCs/>
+        </w:rPr>
+        <w:t>thread</w:t>
+      </w:r>
+      <w:proofErr w:type="spellEnd"/>
+      <w:r>
+        <w:rPr>
+          <w:i/>
+          <w:iCs/>
+        </w:rPr>
+        <w:t>)</w:t>
       </w:r>
       <w:r>
         <w:t xml:space="preserve"> principale, preservando la fluidità del rendering ed evitando colli di bottiglia nell'esperienza utente.</w:t>
@@ -932,16 +1090,48 @@
         <w:t>a</w:t>
       </w:r>
       <w:r>
-        <w:t xml:space="preserve"> con l'acronimo AJAX (Asynchronous JavaScript and XML)</w:t>
+        <w:t xml:space="preserve"> con l'acronimo AJAX (</w:t>
+      </w:r>
+      <w:proofErr w:type="spellStart"/>
+      <w:r>
+        <w:t>Asynchronous</w:t>
+      </w:r>
+      <w:proofErr w:type="spellEnd"/>
+      <w:r>
+        <w:t xml:space="preserve"> JavaScript and XML)</w:t>
       </w:r>
       <w:r>
         <w:t>, veniva</w:t>
       </w:r>
       <w:r>
-        <w:t xml:space="preserve"> gestita inizialmente tramite callback. Oggigiorno per </w:t>
-      </w:r>
-      <w:r>
-        <w:t>il fenomeno del "callback hell" (ovvero l'eccessivo annidamento delle funzioni di ritorno),</w:t>
+        <w:t xml:space="preserve"> gestita inizialmente tramite </w:t>
+      </w:r>
+      <w:proofErr w:type="spellStart"/>
+      <w:r>
+        <w:t>callback</w:t>
+      </w:r>
+      <w:proofErr w:type="spellEnd"/>
+      <w:r>
+        <w:t xml:space="preserve">. Oggigiorno per </w:t>
+      </w:r>
+      <w:r>
+        <w:t>il fenomeno del "</w:t>
+      </w:r>
+      <w:proofErr w:type="spellStart"/>
+      <w:r>
+        <w:t>callback</w:t>
+      </w:r>
+      <w:proofErr w:type="spellEnd"/>
+      <w:r>
+        <w:t xml:space="preserve"> </w:t>
+      </w:r>
+      <w:proofErr w:type="spellStart"/>
+      <w:r>
+        <w:t>hell</w:t>
+      </w:r>
+      <w:proofErr w:type="spellEnd"/>
+      <w:r>
+        <w:t>" (ovvero l'eccessivo annidamento delle funzioni di ritorno),</w:t>
       </w:r>
       <w:r>
         <w:t xml:space="preserve"> sono state introdotte le Promise, oggetti che rappresentano </w:t>
@@ -956,7 +1146,15 @@
         <w:t xml:space="preserve"> consentono</w:t>
       </w:r>
       <w:r>
-        <w:t xml:space="preserve"> poi di gestire gli errori in modo centralizzato tramite catch()</w:t>
+        <w:t xml:space="preserve"> poi di gestire gli errori in modo centralizzato tramite </w:t>
+      </w:r>
+      <w:proofErr w:type="gramStart"/>
+      <w:r>
+        <w:t>catch(</w:t>
+      </w:r>
+      <w:proofErr w:type="gramEnd"/>
+      <w:r>
+        <w:t>)</w:t>
       </w:r>
       <w:r>
         <w:t xml:space="preserve">, indirizzando i </w:t>
@@ -968,7 +1166,15 @@
         <w:t>attraverso</w:t>
       </w:r>
       <w:r>
-        <w:t xml:space="preserve"> then.</w:t>
+        <w:t xml:space="preserve"> </w:t>
+      </w:r>
+      <w:proofErr w:type="spellStart"/>
+      <w:r>
+        <w:t>then</w:t>
+      </w:r>
+      <w:proofErr w:type="spellEnd"/>
+      <w:r>
+        <w:t>.</w:t>
       </w:r>
       <w:r>
         <w:t xml:space="preserve"> </w:t>
@@ -983,7 +1189,23 @@
         <w:t>parole chiave</w:t>
       </w:r>
       <w:r>
-        <w:t xml:space="preserve"> async e await, che permettono di scrivere il codice </w:t>
+        <w:t xml:space="preserve"> </w:t>
+      </w:r>
+      <w:proofErr w:type="spellStart"/>
+      <w:r>
+        <w:t>async</w:t>
+      </w:r>
+      <w:proofErr w:type="spellEnd"/>
+      <w:r>
+        <w:t xml:space="preserve"> e </w:t>
+      </w:r>
+      <w:proofErr w:type="spellStart"/>
+      <w:r>
+        <w:t>await</w:t>
+      </w:r>
+      <w:proofErr w:type="spellEnd"/>
+      <w:r>
+        <w:t xml:space="preserve">, che permettono di scrivere il codice </w:t>
       </w:r>
       <w:r>
         <w:t>asincrono</w:t>
@@ -1003,12 +1225,22 @@
         <w:pStyle w:val="Titolo3"/>
       </w:pPr>
       <w:r>
-        <w:t>La Libreria jQuery</w:t>
-      </w:r>
+        <w:t xml:space="preserve">La Libreria </w:t>
+      </w:r>
+      <w:proofErr w:type="spellStart"/>
+      <w:r>
+        <w:t>jQuery</w:t>
+      </w:r>
+      <w:proofErr w:type="spellEnd"/>
     </w:p>
     <w:p>
-      <w:r>
-        <w:t>jQuery è una libreria Java</w:t>
+      <w:proofErr w:type="spellStart"/>
+      <w:r>
+        <w:t>jQuery</w:t>
+      </w:r>
+      <w:proofErr w:type="spellEnd"/>
+      <w:r>
+        <w:t xml:space="preserve"> è una libreria Java</w:t>
       </w:r>
       <w:r>
         <w:t>S</w:t>
@@ -1046,10 +1278,28 @@
         <w:t>è</w:t>
       </w:r>
       <w:r>
-        <w:t xml:space="preserve"> centralizzata all’interno del metodo jQuery.ajax</w:t>
-      </w:r>
-      <w:r>
-        <w:t xml:space="preserve"> (o dell'alias $.ajax())</w:t>
+        <w:t xml:space="preserve"> centralizzata all’interno del metodo </w:t>
+      </w:r>
+      <w:proofErr w:type="spellStart"/>
+      <w:r>
+        <w:t>jQuery.ajax</w:t>
+      </w:r>
+      <w:proofErr w:type="spellEnd"/>
+      <w:r>
+        <w:t xml:space="preserve"> (o dell'alias </w:t>
+      </w:r>
+      <w:proofErr w:type="gramStart"/>
+      <w:r>
+        <w:t>$.</w:t>
+      </w:r>
+      <w:proofErr w:type="spellStart"/>
+      <w:r>
+        <w:t>ajax</w:t>
+      </w:r>
+      <w:proofErr w:type="spellEnd"/>
+      <w:proofErr w:type="gramEnd"/>
+      <w:r>
+        <w:t>())</w:t>
       </w:r>
       <w:r>
         <w:t xml:space="preserve">, </w:t>
@@ -1067,16 +1317,58 @@
         <w:t xml:space="preserve">HTTPS personalizzate. </w:t>
       </w:r>
       <w:r>
-        <w:t>La libreria dispone inoltre</w:t>
-      </w:r>
-      <w:r>
-        <w:t>di funzioni per i metodi più comuni, come jQuery.get() e jQuery.post() per le chiamate per richiedere e inviare dati al server e jQuery.</w:t>
+        <w:t xml:space="preserve">La libreria dispone </w:t>
+      </w:r>
+      <w:proofErr w:type="spellStart"/>
+      <w:r>
+        <w:t>inoltre</w:t>
+      </w:r>
+      <w:r>
+        <w:t>di</w:t>
+      </w:r>
+      <w:proofErr w:type="spellEnd"/>
+      <w:r>
+        <w:t xml:space="preserve"> funzioni per i metodi più comuni, come </w:t>
+      </w:r>
+      <w:proofErr w:type="spellStart"/>
+      <w:proofErr w:type="gramStart"/>
+      <w:r>
+        <w:t>jQuery.get</w:t>
+      </w:r>
+      <w:proofErr w:type="spellEnd"/>
+      <w:r>
+        <w:t>(</w:t>
+      </w:r>
+      <w:proofErr w:type="gramEnd"/>
+      <w:r>
+        <w:t xml:space="preserve">) e </w:t>
+      </w:r>
+      <w:proofErr w:type="spellStart"/>
+      <w:proofErr w:type="gramStart"/>
+      <w:r>
+        <w:t>jQuery.post</w:t>
+      </w:r>
+      <w:proofErr w:type="spellEnd"/>
+      <w:r>
+        <w:t>(</w:t>
+      </w:r>
+      <w:proofErr w:type="gramEnd"/>
+      <w:r>
+        <w:t xml:space="preserve">) per le chiamate per richiedere e inviare dati al server e </w:t>
+      </w:r>
+      <w:proofErr w:type="spellStart"/>
+      <w:r>
+        <w:t>jQuery.</w:t>
       </w:r>
       <w:r>
         <w:t>get</w:t>
       </w:r>
       <w:r>
-        <w:t xml:space="preserve">JSON() che </w:t>
+        <w:t>JSON</w:t>
+      </w:r>
+      <w:proofErr w:type="spellEnd"/>
+      <w:r>
+        <w:t xml:space="preserve">() che </w:t>
       </w:r>
       <w:r>
         <w:t>carica e valuta direttamente dati codificati in formato JSON</w:t>
@@ -1093,24 +1385,92 @@
       <w:r>
         <w:t xml:space="preserve">, </w:t>
       </w:r>
-      <w:r>
-        <w:t xml:space="preserve">jQuery </w:t>
+      <w:proofErr w:type="spellStart"/>
+      <w:r>
+        <w:t>jQuery</w:t>
+      </w:r>
+      <w:proofErr w:type="spellEnd"/>
+      <w:r>
+        <w:t xml:space="preserve"> </w:t>
       </w:r>
       <w:r>
         <w:t xml:space="preserve">implementa inoltre un proprio modello </w:t>
       </w:r>
       <w:r>
-        <w:t>affine allo stantard delle</w:t>
-      </w:r>
-      <w:r>
-        <w:t xml:space="preserve"> Promise attraverso l’oggetto jQuery.Deferred(), che fornisce </w:t>
+        <w:t xml:space="preserve">affine allo </w:t>
+      </w:r>
+      <w:proofErr w:type="spellStart"/>
+      <w:r>
+        <w:t>stantard</w:t>
+      </w:r>
+      <w:proofErr w:type="spellEnd"/>
+      <w:r>
+        <w:t xml:space="preserve"> delle</w:t>
+      </w:r>
+      <w:r>
+        <w:t xml:space="preserve"> Promise attraverso l’oggetto </w:t>
+      </w:r>
+      <w:proofErr w:type="spellStart"/>
+      <w:r>
+        <w:t>jQuery.Deferred</w:t>
+      </w:r>
+      <w:proofErr w:type="spellEnd"/>
+      <w:r>
+        <w:t xml:space="preserve">(), che fornisce </w:t>
       </w:r>
       <w:r>
         <w:lastRenderedPageBreak/>
-        <w:t xml:space="preserve">metodi concatenabili come .done() </w:t>
-      </w:r>
-      <w:r>
-        <w:t>per il successo, .fail() per gli errori e .then() per registrare le callback in modo flessibile</w:t>
+        <w:t xml:space="preserve">metodi concatenabili </w:t>
+      </w:r>
+      <w:proofErr w:type="gramStart"/>
+      <w:r>
+        <w:t>come .</w:t>
+      </w:r>
+      <w:proofErr w:type="spellStart"/>
+      <w:r>
+        <w:t>done</w:t>
+      </w:r>
+      <w:proofErr w:type="spellEnd"/>
+      <w:proofErr w:type="gramEnd"/>
+      <w:r>
+        <w:t xml:space="preserve">() </w:t>
+      </w:r>
+      <w:r>
+        <w:t>per il successo</w:t>
+      </w:r>
+      <w:proofErr w:type="gramStart"/>
+      <w:r>
+        <w:t>, .</w:t>
+      </w:r>
+      <w:proofErr w:type="spellStart"/>
+      <w:r>
+        <w:t>fail</w:t>
+      </w:r>
+      <w:proofErr w:type="spellEnd"/>
+      <w:proofErr w:type="gramEnd"/>
+      <w:r>
+        <w:t xml:space="preserve">() per gli errori </w:t>
+      </w:r>
+      <w:proofErr w:type="gramStart"/>
+      <w:r>
+        <w:t>e .</w:t>
+      </w:r>
+      <w:proofErr w:type="spellStart"/>
+      <w:r>
+        <w:t>then</w:t>
+      </w:r>
+      <w:proofErr w:type="spellEnd"/>
+      <w:proofErr w:type="gramEnd"/>
+      <w:r>
+        <w:t xml:space="preserve">() per registrare le </w:t>
+      </w:r>
+      <w:proofErr w:type="spellStart"/>
+      <w:r>
+        <w:t>callback</w:t>
+      </w:r>
+      <w:proofErr w:type="spellEnd"/>
+      <w:r>
+        <w:t xml:space="preserve"> in modo flessibile</w:t>
       </w:r>
       <w:r>
         <w:t xml:space="preserve">. </w:t>
@@ -1135,10 +1495,26 @@
         <w:t>dei</w:t>
       </w:r>
       <w:r>
-        <w:t xml:space="preserve"> messaggi in JSON verso il backend, ponendosi</w:t>
-      </w:r>
-      <w:r>
-        <w:t xml:space="preserve"> come uno strato di transizione ideale prima che la richiesta venga presa in carico dai sistemi di routing lato server.</w:t>
+        <w:t xml:space="preserve"> messaggi in JSON verso il </w:t>
+      </w:r>
+      <w:proofErr w:type="spellStart"/>
+      <w:r>
+        <w:t>backend</w:t>
+      </w:r>
+      <w:proofErr w:type="spellEnd"/>
+      <w:r>
+        <w:t>, ponendosi</w:t>
+      </w:r>
+      <w:r>
+        <w:t xml:space="preserve"> come uno strato di transizione ideale prima che la richiesta venga presa in carico dai sistemi di </w:t>
+      </w:r>
+      <w:proofErr w:type="spellStart"/>
+      <w:r>
+        <w:t>routing</w:t>
+      </w:r>
+      <w:proofErr w:type="spellEnd"/>
+      <w:r>
+        <w:t xml:space="preserve"> lato server.</w:t>
       </w:r>
     </w:p>
     <w:p/>
@@ -2027,6 +2403,7 @@
   <w:style w:type="character" w:default="1" w:styleId="Carpredefinitoparagrafo">
     <w:name w:val="Default Paragraph Font"/>
     <w:uiPriority w:val="1"/>
+    <w:semiHidden/>
     <w:unhideWhenUsed/>
   </w:style>
   <w:style w:type="table" w:default="1" w:styleId="Tabellanormale">
